--- a/NIBSS_Attack Simulation and Forensic Investigation_Report.docx
+++ b/NIBSS_Attack Simulation and Forensic Investigation_Report.docx
@@ -1,6 +1,6 @@
 
 <file path=word/document.xml><?xml version="1.0" encoding="utf-8"?>
-<w:document xmlns:wpc="http://schemas.microsoft.com/office/word/2010/wordprocessingCanvas" xmlns:cx="http://schemas.microsoft.com/office/drawing/2014/chartex" xmlns:cx1="http://schemas.microsoft.com/office/drawing/2015/9/8/chartex" xmlns:cx2="http://schemas.microsoft.com/office/drawing/2015/10/21/chartex" xmlns:cx3="http://schemas.microsoft.com/office/drawing/2016/5/9/chartex" xmlns:cx4="http://schemas.microsoft.com/office/drawing/2016/5/10/chartex" xmlns:cx5="http://schemas.microsoft.com/office/drawing/2016/5/11/chartex" xmlns:cx6="http://schemas.microsoft.com/office/drawing/2016/5/12/chartex" xmlns:cx7="http://schemas.microsoft.com/office/drawing/2016/5/13/chartex" xmlns:cx8="http://schemas.microsoft.com/office/drawing/2016/5/14/chartex" xmlns:mc="http://schemas.openxmlformats.org/markup-compatibility/2006" xmlns:aink="http://schemas.microsoft.com/office/drawing/2016/ink" xmlns:am3d="http://schemas.microsoft.com/office/drawing/2017/model3d" xmlns:o="urn:schemas-microsoft-com:office:office" xmlns:oel="http://schemas.microsoft.com/office/2019/extlst" xmlns:r="http://schemas.openxmlformats.org/officeDocument/2006/relationships" xmlns:m="http://schemas.openxmlformats.org/officeDocument/2006/math" xmlns:v="urn:schemas-microsoft-com:vml" xmlns:wp14="http://schemas.microsoft.com/office/word/2010/wordprocessingDrawing" xmlns:wp="http://schemas.openxmlformats.org/drawingml/2006/wordprocessingDrawing" xmlns:w10="urn:schemas-microsoft-com:office:word" xmlns:w="http://schemas.openxmlformats.org/wordprocessingml/2006/main" xmlns:w14="http://schemas.microsoft.com/office/word/2010/wordml" xmlns:w15="http://schemas.microsoft.com/office/word/2012/wordml" xmlns:w16cex="http://schemas.microsoft.com/office/word/2018/wordml/cex" xmlns:w16cid="http://schemas.microsoft.com/office/word/2016/wordml/cid" xmlns:w16="http://schemas.microsoft.com/office/word/2018/wordml" xmlns:w16du="http://schemas.microsoft.com/office/word/2023/wordml/word16du" xmlns:w16sdtdh="http://schemas.microsoft.com/office/word/2020/wordml/sdtdatahash" xmlns:w16sdtfl="http://schemas.microsoft.com/office/word/2024/wordml/sdtformatlock" xmlns:w16se="http://schemas.microsoft.com/office/word/2015/wordml/symex" xmlns:wpg="http://schemas.microsoft.com/office/word/2010/wordprocessingGroup" xmlns:wpi="http://schemas.microsoft.com/office/word/2010/wordprocessingInk" xmlns:wne="http://schemas.microsoft.com/office/word/2006/wordml" xmlns:wps="http://schemas.microsoft.com/office/word/2010/wordprocessingShape" mc:Ignorable="w14 w15 w16se w16cid w16 w16cex w16sdtdh w16sdtfl w16du wp14">
+<w:document xmlns:wpc="http://schemas.microsoft.com/office/word/2010/wordprocessingCanvas" xmlns:cx="http://schemas.microsoft.com/office/drawing/2014/chartex" xmlns:cx1="http://schemas.microsoft.com/office/drawing/2015/9/8/chartex" xmlns:cx2="http://schemas.microsoft.com/office/drawing/2015/10/21/chartex" xmlns:cx3="http://schemas.microsoft.com/office/drawing/2016/5/9/chartex" xmlns:cx4="http://schemas.microsoft.com/office/drawing/2016/5/10/chartex" xmlns:cx5="http://schemas.microsoft.com/office/drawing/2016/5/11/chartex" xmlns:cx6="http://schemas.microsoft.com/office/drawing/2016/5/12/chartex" xmlns:cx7="http://schemas.microsoft.com/office/drawing/2016/5/13/chartex" xmlns:cx8="http://schemas.microsoft.com/office/drawing/2016/5/14/chartex" xmlns:mc="http://schemas.openxmlformats.org/markup-compatibility/2006" xmlns:aink="http://schemas.microsoft.com/office/drawing/2016/ink" xmlns:am3d="http://schemas.microsoft.com/office/drawing/2017/model3d" xmlns:o="urn:schemas-microsoft-com:office:office" xmlns:r="http://schemas.openxmlformats.org/officeDocument/2006/relationships" xmlns:m="http://schemas.openxmlformats.org/officeDocument/2006/math" xmlns:v="urn:schemas-microsoft-com:vml" xmlns:wp14="http://schemas.microsoft.com/office/word/2010/wordprocessingDrawing" xmlns:wp="http://schemas.openxmlformats.org/drawingml/2006/wordprocessingDrawing" xmlns:w10="urn:schemas-microsoft-com:office:word" xmlns:w="http://schemas.openxmlformats.org/wordprocessingml/2006/main" xmlns:w14="http://schemas.microsoft.com/office/word/2010/wordml" xmlns:w15="http://schemas.microsoft.com/office/word/2012/wordml" xmlns:w16cex="http://schemas.microsoft.com/office/word/2018/wordml/cex" xmlns:w16cid="http://schemas.microsoft.com/office/word/2016/wordml/cid" xmlns:w16="http://schemas.microsoft.com/office/word/2018/wordml" xmlns:w16sdtdh="http://schemas.microsoft.com/office/word/2020/wordml/sdtdatahash" xmlns:w16se="http://schemas.microsoft.com/office/word/2015/wordml/symex" xmlns:wpg="http://schemas.microsoft.com/office/word/2010/wordprocessingGroup" xmlns:wpi="http://schemas.microsoft.com/office/word/2010/wordprocessingInk" xmlns:wne="http://schemas.microsoft.com/office/word/2006/wordml" xmlns:wps="http://schemas.microsoft.com/office/word/2010/wordprocessingShape" mc:Ignorable="w14 w15 w16se w16cid w16 w16cex w16sdtdh wp14">
   <w:body>
     <w:p>
       <w:r>
@@ -126,7 +126,7 @@
           </mc:Choice>
           <mc:Fallback>
             <w:pict>
-              <v:group w14:anchorId="3B4D7D9B" id="Group 2" o:spid="_x0000_s1026" style="position:absolute;left:0;text-align:left;margin-left:543.1pt;margin-top:-194.9pt;width:594.3pt;height:887.4pt;z-index:-251658237;mso-position-horizontal:right;mso-position-horizontal-relative:page;mso-width-relative:margin;mso-height-relative:margin" coordorigin="203" coordsize="75476,112699" o:gfxdata="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">
+              <v:group w14:anchorId="3B4D7D9B" id="Group 2" o:spid="_x0000_s1026" style="position:absolute;left:0;text-align:left;margin-left:543.1pt;margin-top:-194.9pt;width:594.3pt;height:887.4pt;z-index:-251658237;mso-position-horizontal:right;mso-position-horizontal-relative:page;mso-width-relative:margin;mso-height-relative:margin" coordorigin="203" coordsize="75476,112699" o:gfxdata="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">
                 <v:rect id="Rectangle 1" o:spid="_x0000_s1027" style="position:absolute;left:203;width:75476;height:112699;visibility:visible;mso-wrap-style:square;v-text-anchor:middle" o:gfxdata="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" fillcolor="white [3201]" stroked="f" strokeweight="1pt">
                   <v:textbox>
                     <w:txbxContent>
@@ -347,7 +347,7 @@
                 <v:stroke joinstyle="miter"/>
                 <v:path gradientshapeok="t" o:connecttype="rect"/>
               </v:shapetype>
-              <v:shape id="Text Box 2" o:spid="_x0000_s1029" type="#_x0000_t202" style="position:absolute;left:0;text-align:left;margin-left:-21.75pt;margin-top:9.1pt;width:510pt;height:159.85pt;z-index:251658240;visibility:visible;mso-wrap-style:square;mso-width-percent:0;mso-height-percent:0;mso-wrap-distance-left:9pt;mso-wrap-distance-top:3.6pt;mso-wrap-distance-right:9pt;mso-wrap-distance-bottom:3.6pt;mso-position-horizontal:absolute;mso-position-horizontal-relative:margin;mso-position-vertical:absolute;mso-position-vertical-relative:text;mso-width-percent:0;mso-height-percent:0;mso-width-relative:margin;mso-height-relative:margin;v-text-anchor:top" o:gfxdata="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" filled="f" stroked="f">
+              <v:shape id="Text Box 2" o:spid="_x0000_s1029" type="#_x0000_t202" style="position:absolute;left:0;text-align:left;margin-left:-21.75pt;margin-top:9.1pt;width:510pt;height:159.85pt;z-index:251658240;visibility:visible;mso-wrap-style:square;mso-width-percent:0;mso-height-percent:0;mso-wrap-distance-left:9pt;mso-wrap-distance-top:3.6pt;mso-wrap-distance-right:9pt;mso-wrap-distance-bottom:3.6pt;mso-position-horizontal:absolute;mso-position-horizontal-relative:margin;mso-position-vertical:absolute;mso-position-vertical-relative:text;mso-width-percent:0;mso-height-percent:0;mso-width-relative:margin;mso-height-relative:margin;v-text-anchor:top" o:gfxdata="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" filled="f" stroked="f">
                 <v:textbox>
                   <w:txbxContent>
                     <w:p>
@@ -418,7 +418,217 @@
     </w:p>
     <w:p>
       <w:r>
-        <w:t>Provide a brief summary of what occurred, how it was detected, and the outcome. Include date/time and affected assets.</w:t>
+        <w:rPr>
+          <w:b/>
+          <w:bCs/>
+        </w:rPr>
+        <w:t>Date/Time of Incident:</w:t>
+      </w:r>
+      <w:r>
+        <w:t> March 16, 2026 (10:01:24 AM – 10:23:36 AM UTC)</w:t>
+      </w:r>
+    </w:p>
+    <w:p>
+      <w:r>
+        <w:rPr>
+          <w:b/>
+          <w:bCs/>
+        </w:rPr>
+        <w:t>Affected Asset:</w:t>
+      </w:r>
+      <w:r>
+        <w:t xml:space="preserve"> DC1.juice.corp </w:t>
+      </w:r>
+    </w:p>
+    <w:p>
+      <w:pPr>
+        <w:jc w:val="left"/>
+      </w:pPr>
+      <w:r>
+        <w:rPr>
+          <w:b/>
+          <w:bCs/>
+        </w:rPr>
+        <w:t>Summary of Incident:</w:t>
+      </w:r>
+      <w:r>
+        <w:br/>
+        <w:t xml:space="preserve">A series of suspicious process executions were detected on the </w:t>
+      </w:r>
+      <w:r>
+        <w:t>host, DC1.juice.corp</w:t>
+      </w:r>
+      <w:r>
+        <w:t>, initiated by the user account</w:t>
+      </w:r>
+      <w:r>
+        <w:t>,</w:t>
+      </w:r>
+      <w:r>
+        <w:t xml:space="preserve"> LAB-Juice\</w:t>
+      </w:r>
+      <w:proofErr w:type="spellStart"/>
+      <w:r>
+        <w:t>labadmin</w:t>
+      </w:r>
+      <w:proofErr w:type="spellEnd"/>
+      <w:r>
+        <w:t xml:space="preserve">. The activity began with obfuscated PowerShell commands designed to execute code in memory, bypassing standard detection mechanisms. Subsequently, multiple payloads were launched from the </w:t>
+      </w:r>
+      <w:proofErr w:type="spellStart"/>
+      <w:r>
+        <w:t>AtomicRedTeam</w:t>
+      </w:r>
+      <w:proofErr w:type="spellEnd"/>
+      <w:r>
+        <w:t xml:space="preserve"> directory, including JavaScript executed via </w:t>
+      </w:r>
+      <w:proofErr w:type="spellStart"/>
+      <w:r>
+        <w:t>WScript</w:t>
+      </w:r>
+      <w:proofErr w:type="spellEnd"/>
+      <w:r>
+        <w:t xml:space="preserve"> and a compiled executable (T1027.exe). These processes spawned child processes such as calc.exe and win32calc.exe, which are commonly used as benign payloads in adversary simulation and detection testing. The attacker also performed system discovery commands (hostname, </w:t>
+      </w:r>
+      <w:proofErr w:type="spellStart"/>
+      <w:r>
+        <w:t>whoami</w:t>
+      </w:r>
+      <w:proofErr w:type="spellEnd"/>
+      <w:r>
+        <w:t>), attempted file creation with hidden attributes, and used encoded PowerShell commands to further obscure activity.</w:t>
+      </w:r>
+    </w:p>
+    <w:p>
+      <w:pPr>
+        <w:jc w:val="left"/>
+      </w:pPr>
+      <w:r>
+        <w:rPr>
+          <w:b/>
+          <w:bCs/>
+        </w:rPr>
+        <w:t>Detection Method:</w:t>
+      </w:r>
+      <w:r>
+        <w:br/>
+        <w:t>The activity was identified through Windows Security Auditing (</w:t>
+      </w:r>
+      <w:proofErr w:type="spellStart"/>
+      <w:r>
+        <w:t>EventID</w:t>
+      </w:r>
+      <w:proofErr w:type="spellEnd"/>
+      <w:r>
+        <w:t xml:space="preserve"> 4688 – Process Creation) collected by Microsoft OMS/Operations Manager. The logs revealed anomalous parent-child process relationships (e.g., </w:t>
+      </w:r>
+      <w:proofErr w:type="gramStart"/>
+      <w:r>
+        <w:t>PowerShell ,</w:t>
+      </w:r>
+      <w:proofErr w:type="gramEnd"/>
+      <w:r>
+        <w:t xml:space="preserve"> </w:t>
+      </w:r>
+      <w:proofErr w:type="spellStart"/>
+      <w:r>
+        <w:t>wscript</w:t>
+      </w:r>
+      <w:proofErr w:type="spellEnd"/>
+      <w:r>
+        <w:t>, and calculator applications) and the execution of obfuscated PowerShell commands. The patterns matched</w:t>
+      </w:r>
+      <w:r>
+        <w:t xml:space="preserve"> </w:t>
+      </w:r>
+      <w:r>
+        <w:t>known techniques associated with execution obfuscation (T1027).</w:t>
+      </w:r>
+    </w:p>
+    <w:p>
+      <w:pPr>
+        <w:spacing w:before="0" w:beforeAutospacing="0" w:after="0"/>
+        <w:jc w:val="left"/>
+      </w:pPr>
+      <w:r>
+        <w:t>The activities threw expected High-severity incidents which were:</w:t>
+      </w:r>
+    </w:p>
+    <w:p>
+      <w:pPr>
+        <w:pStyle w:val="ListParagraph"/>
+        <w:numPr>
+          <w:ilvl w:val="0"/>
+          <w:numId w:val="22"/>
+        </w:numPr>
+        <w:spacing w:before="0" w:beforeAutospacing="0" w:after="0"/>
+        <w:ind w:left="720"/>
+        <w:jc w:val="left"/>
+      </w:pPr>
+      <w:r>
+        <w:t>Encoded PowerShell Execution (T1059.001 / T1027-2)</w:t>
+      </w:r>
+    </w:p>
+    <w:p>
+      <w:pPr>
+        <w:pStyle w:val="ListParagraph"/>
+        <w:numPr>
+          <w:ilvl w:val="0"/>
+          <w:numId w:val="22"/>
+        </w:numPr>
+        <w:spacing w:before="0" w:beforeAutospacing="0" w:after="0"/>
+        <w:ind w:left="720"/>
+        <w:jc w:val="left"/>
+      </w:pPr>
+      <w:r>
+        <w:t>Unified Obfuscation &amp; Staged Execution Detection Pack</w:t>
+      </w:r>
+    </w:p>
+    <w:p>
+      <w:pPr>
+        <w:pStyle w:val="ListParagraph"/>
+        <w:numPr>
+          <w:ilvl w:val="0"/>
+          <w:numId w:val="22"/>
+        </w:numPr>
+        <w:spacing w:before="0" w:beforeAutospacing="0" w:after="0"/>
+        <w:ind w:left="720"/>
+        <w:jc w:val="left"/>
+      </w:pPr>
+      <w:r>
+        <w:t>Suspicious JScript Execution from Temp/Downloads (T1027-10)</w:t>
+      </w:r>
+    </w:p>
+    <w:p>
+      <w:pPr>
+        <w:pStyle w:val="ListParagraph"/>
+        <w:numPr>
+          <w:ilvl w:val="0"/>
+          <w:numId w:val="22"/>
+        </w:numPr>
+        <w:spacing w:before="0" w:beforeAutospacing="0" w:after="0"/>
+        <w:ind w:left="720"/>
+        <w:jc w:val="left"/>
+      </w:pPr>
+      <w:r>
+        <w:t>Obfuscated PowerShell Execution (T1027-7)</w:t>
+      </w:r>
+    </w:p>
+    <w:p>
+      <w:r>
+        <w:rPr>
+          <w:b/>
+          <w:bCs/>
+        </w:rPr>
+        <w:t>Outcome:</w:t>
+      </w:r>
+      <w:r>
+        <w:br/>
+        <w:t>The activity was consistent with a controlled adversary simulation exercise using Atomic Red Team, indicating that the environment was being intentionally tested for detection and response capabilities. There was no evidence of unauthorized external compromise. The incident validates that process creation logging was effective in capturing detailed execution telemetry, enabling security teams to reconstruct the full attack chain. No remediation was required as the activity was part of a planned exercise.</w:t>
+      </w:r>
+      <w:r>
+        <w:t xml:space="preserve"> </w:t>
       </w:r>
     </w:p>
     <w:p>
@@ -436,10 +646,10 @@
         <w:tblLook w:val="04A0" w:firstRow="1" w:lastRow="0" w:firstColumn="1" w:lastColumn="0" w:noHBand="0" w:noVBand="1"/>
       </w:tblPr>
       <w:tblGrid>
-        <w:gridCol w:w="2249"/>
-        <w:gridCol w:w="2277"/>
-        <w:gridCol w:w="2227"/>
-        <w:gridCol w:w="2253"/>
+        <w:gridCol w:w="2236"/>
+        <w:gridCol w:w="2262"/>
+        <w:gridCol w:w="2218"/>
+        <w:gridCol w:w="2290"/>
       </w:tblGrid>
       <w:tr>
         <w:trPr>
@@ -448,7 +658,7 @@
         <w:tc>
           <w:tcPr>
             <w:cnfStyle w:val="001000000000" w:firstRow="0" w:lastRow="0" w:firstColumn="1" w:lastColumn="0" w:oddVBand="0" w:evenVBand="0" w:oddHBand="0" w:evenHBand="0" w:firstRowFirstColumn="0" w:firstRowLastColumn="0" w:lastRowFirstColumn="0" w:lastRowLastColumn="0"/>
-            <w:tcW w:w="2340" w:type="dxa"/>
+            <w:tcW w:w="2236" w:type="dxa"/>
           </w:tcPr>
           <w:p>
             <w:r>
@@ -458,7 +668,7 @@
         </w:tc>
         <w:tc>
           <w:tcPr>
-            <w:tcW w:w="2340" w:type="dxa"/>
+            <w:tcW w:w="2262" w:type="dxa"/>
           </w:tcPr>
           <w:p>
             <w:pPr>
@@ -471,7 +681,7 @@
         </w:tc>
         <w:tc>
           <w:tcPr>
-            <w:tcW w:w="2340" w:type="dxa"/>
+            <w:tcW w:w="2218" w:type="dxa"/>
           </w:tcPr>
           <w:p>
             <w:pPr>
@@ -484,7 +694,7 @@
         </w:tc>
         <w:tc>
           <w:tcPr>
-            <w:tcW w:w="2340" w:type="dxa"/>
+            <w:tcW w:w="2290" w:type="dxa"/>
           </w:tcPr>
           <w:p>
             <w:pPr>
@@ -503,17 +713,42 @@
         <w:tc>
           <w:tcPr>
             <w:cnfStyle w:val="001000000000" w:firstRow="0" w:lastRow="0" w:firstColumn="1" w:lastColumn="0" w:oddVBand="0" w:evenVBand="0" w:oddHBand="0" w:evenHBand="0" w:firstRowFirstColumn="0" w:firstRowLastColumn="0" w:lastRowFirstColumn="0" w:lastRowLastColumn="0"/>
-            <w:tcW w:w="2340" w:type="dxa"/>
+            <w:tcW w:w="2236" w:type="dxa"/>
           </w:tcPr>
           <w:p>
             <w:r>
-              <w:t>03/10/26, 04:48 PM</w:t>
+              <w:lastRenderedPageBreak/>
+              <w:t>03/1</w:t>
+            </w:r>
+            <w:r>
+              <w:t>6</w:t>
+            </w:r>
+            <w:r>
+              <w:t xml:space="preserve">/26, </w:t>
+            </w:r>
+            <w:r>
+              <w:t>11</w:t>
+            </w:r>
+            <w:r>
+              <w:t>:</w:t>
+            </w:r>
+            <w:r>
+              <w:t>05</w:t>
+            </w:r>
+            <w:r>
+              <w:t xml:space="preserve"> </w:t>
+            </w:r>
+            <w:r>
+              <w:t>A</w:t>
+            </w:r>
+            <w:r>
+              <w:t>M</w:t>
             </w:r>
           </w:p>
         </w:tc>
         <w:tc>
           <w:tcPr>
-            <w:tcW w:w="2340" w:type="dxa"/>
+            <w:tcW w:w="2262" w:type="dxa"/>
           </w:tcPr>
           <w:p>
             <w:pPr>
@@ -526,12 +761,15 @@
         </w:tc>
         <w:tc>
           <w:tcPr>
-            <w:tcW w:w="2340" w:type="dxa"/>
+            <w:tcW w:w="2218" w:type="dxa"/>
           </w:tcPr>
           <w:p>
             <w:pPr>
               <w:cnfStyle w:val="000000100000" w:firstRow="0" w:lastRow="0" w:firstColumn="0" w:lastColumn="0" w:oddVBand="0" w:evenVBand="0" w:oddHBand="1" w:evenHBand="0" w:firstRowFirstColumn="0" w:firstRowLastColumn="0" w:lastRowFirstColumn="0" w:lastRowLastColumn="0"/>
             </w:pPr>
+            <w:r>
+              <w:t>LAB-Juice\</w:t>
+            </w:r>
             <w:proofErr w:type="spellStart"/>
             <w:r>
               <w:t>labadmin</w:t>
@@ -541,7 +779,7 @@
         </w:tc>
         <w:tc>
           <w:tcPr>
-            <w:tcW w:w="2340" w:type="dxa"/>
+            <w:tcW w:w="2290" w:type="dxa"/>
           </w:tcPr>
           <w:p>
             <w:pPr>
@@ -557,38 +795,83 @@
         <w:tc>
           <w:tcPr>
             <w:cnfStyle w:val="001000000000" w:firstRow="0" w:lastRow="0" w:firstColumn="1" w:lastColumn="0" w:oddVBand="0" w:evenVBand="0" w:oddHBand="0" w:evenHBand="0" w:firstRowFirstColumn="0" w:firstRowLastColumn="0" w:lastRowFirstColumn="0" w:lastRowLastColumn="0"/>
-            <w:tcW w:w="2340" w:type="dxa"/>
+            <w:tcW w:w="2236" w:type="dxa"/>
           </w:tcPr>
-          <w:p/>
+          <w:p>
+            <w:r>
+              <w:t>03/1</w:t>
+            </w:r>
+            <w:r>
+              <w:t>6</w:t>
+            </w:r>
+            <w:r>
+              <w:t xml:space="preserve">/26, </w:t>
+            </w:r>
+            <w:r>
+              <w:t>11</w:t>
+            </w:r>
+            <w:r>
+              <w:t>:</w:t>
+            </w:r>
+            <w:r>
+              <w:t>0</w:t>
+            </w:r>
+            <w:r>
+              <w:t>9</w:t>
+            </w:r>
+            <w:r>
+              <w:t xml:space="preserve"> </w:t>
+            </w:r>
+            <w:r>
+              <w:t>A</w:t>
+            </w:r>
+            <w:r>
+              <w:t>M</w:t>
+            </w:r>
+          </w:p>
         </w:tc>
         <w:tc>
           <w:tcPr>
-            <w:tcW w:w="2340" w:type="dxa"/>
+            <w:tcW w:w="2262" w:type="dxa"/>
           </w:tcPr>
           <w:p>
             <w:pPr>
               <w:cnfStyle w:val="000000000000" w:firstRow="0" w:lastRow="0" w:firstColumn="0" w:lastColumn="0" w:oddVBand="0" w:evenVBand="0" w:oddHBand="0" w:evenHBand="0" w:firstRowFirstColumn="0" w:firstRowLastColumn="0" w:lastRowFirstColumn="0" w:lastRowLastColumn="0"/>
             </w:pPr>
+            <w:r>
+              <w:t>DC1.juice.corp</w:t>
+            </w:r>
           </w:p>
         </w:tc>
         <w:tc>
           <w:tcPr>
-            <w:tcW w:w="2340" w:type="dxa"/>
+            <w:tcW w:w="2218" w:type="dxa"/>
           </w:tcPr>
           <w:p>
             <w:pPr>
               <w:cnfStyle w:val="000000000000" w:firstRow="0" w:lastRow="0" w:firstColumn="0" w:lastColumn="0" w:oddVBand="0" w:evenVBand="0" w:oddHBand="0" w:evenHBand="0" w:firstRowFirstColumn="0" w:firstRowLastColumn="0" w:lastRowFirstColumn="0" w:lastRowLastColumn="0"/>
             </w:pPr>
+            <w:r>
+              <w:t>LAB-Juice\</w:t>
+            </w:r>
+            <w:proofErr w:type="spellStart"/>
+            <w:r>
+              <w:t>labadmin</w:t>
+            </w:r>
+            <w:proofErr w:type="spellEnd"/>
           </w:p>
         </w:tc>
         <w:tc>
           <w:tcPr>
-            <w:tcW w:w="2340" w:type="dxa"/>
+            <w:tcW w:w="2290" w:type="dxa"/>
           </w:tcPr>
           <w:p>
             <w:pPr>
               <w:cnfStyle w:val="000000000000" w:firstRow="0" w:lastRow="0" w:firstColumn="0" w:lastColumn="0" w:oddVBand="0" w:evenVBand="0" w:oddHBand="0" w:evenHBand="0" w:firstRowFirstColumn="0" w:firstRowLastColumn="0" w:lastRowFirstColumn="0" w:lastRowLastColumn="0"/>
             </w:pPr>
+            <w:r>
+              <w:t>Encoded PowerShell Execution (T1059.001 / T1027-2)</w:t>
+            </w:r>
           </w:p>
         </w:tc>
       </w:tr>
@@ -599,38 +882,62 @@
         <w:tc>
           <w:tcPr>
             <w:cnfStyle w:val="001000000000" w:firstRow="0" w:lastRow="0" w:firstColumn="1" w:lastColumn="0" w:oddVBand="0" w:evenVBand="0" w:oddHBand="0" w:evenHBand="0" w:firstRowFirstColumn="0" w:firstRowLastColumn="0" w:lastRowFirstColumn="0" w:lastRowLastColumn="0"/>
-            <w:tcW w:w="2340" w:type="dxa"/>
+            <w:tcW w:w="2236" w:type="dxa"/>
           </w:tcPr>
-          <w:p/>
+          <w:p>
+            <w:r>
+              <w:t>03/16/26, 11:0</w:t>
+            </w:r>
+            <w:r>
+              <w:t>9</w:t>
+            </w:r>
+            <w:r>
+              <w:t xml:space="preserve"> AM</w:t>
+            </w:r>
+          </w:p>
         </w:tc>
         <w:tc>
           <w:tcPr>
-            <w:tcW w:w="2340" w:type="dxa"/>
+            <w:tcW w:w="2262" w:type="dxa"/>
           </w:tcPr>
           <w:p>
             <w:pPr>
               <w:cnfStyle w:val="000000100000" w:firstRow="0" w:lastRow="0" w:firstColumn="0" w:lastColumn="0" w:oddVBand="0" w:evenVBand="0" w:oddHBand="1" w:evenHBand="0" w:firstRowFirstColumn="0" w:firstRowLastColumn="0" w:lastRowFirstColumn="0" w:lastRowLastColumn="0"/>
             </w:pPr>
+            <w:r>
+              <w:t>DC1.juice.corp</w:t>
+            </w:r>
           </w:p>
         </w:tc>
         <w:tc>
           <w:tcPr>
-            <w:tcW w:w="2340" w:type="dxa"/>
+            <w:tcW w:w="2218" w:type="dxa"/>
           </w:tcPr>
           <w:p>
             <w:pPr>
               <w:cnfStyle w:val="000000100000" w:firstRow="0" w:lastRow="0" w:firstColumn="0" w:lastColumn="0" w:oddVBand="0" w:evenVBand="0" w:oddHBand="1" w:evenHBand="0" w:firstRowFirstColumn="0" w:firstRowLastColumn="0" w:lastRowFirstColumn="0" w:lastRowLastColumn="0"/>
             </w:pPr>
+            <w:r>
+              <w:t>LAB-Juice\</w:t>
+            </w:r>
+            <w:proofErr w:type="spellStart"/>
+            <w:r>
+              <w:t>labadmin</w:t>
+            </w:r>
+            <w:proofErr w:type="spellEnd"/>
           </w:p>
         </w:tc>
         <w:tc>
           <w:tcPr>
-            <w:tcW w:w="2340" w:type="dxa"/>
+            <w:tcW w:w="2290" w:type="dxa"/>
           </w:tcPr>
           <w:p>
             <w:pPr>
               <w:cnfStyle w:val="000000100000" w:firstRow="0" w:lastRow="0" w:firstColumn="0" w:lastColumn="0" w:oddVBand="0" w:evenVBand="0" w:oddHBand="1" w:evenHBand="0" w:firstRowFirstColumn="0" w:firstRowLastColumn="0" w:lastRowFirstColumn="0" w:lastRowLastColumn="0"/>
             </w:pPr>
+            <w:r>
+              <w:t>Obfuscated PowerShell Execution (T1027-7)</w:t>
+            </w:r>
           </w:p>
         </w:tc>
       </w:tr>
@@ -638,281 +945,62 @@
         <w:tc>
           <w:tcPr>
             <w:cnfStyle w:val="001000000000" w:firstRow="0" w:lastRow="0" w:firstColumn="1" w:lastColumn="0" w:oddVBand="0" w:evenVBand="0" w:oddHBand="0" w:evenHBand="0" w:firstRowFirstColumn="0" w:firstRowLastColumn="0" w:lastRowFirstColumn="0" w:lastRowLastColumn="0"/>
-            <w:tcW w:w="2340" w:type="dxa"/>
+            <w:tcW w:w="2236" w:type="dxa"/>
           </w:tcPr>
-          <w:p/>
+          <w:p>
+            <w:r>
+              <w:t>03/16/26, 11:</w:t>
+            </w:r>
+            <w:r>
+              <w:t>18</w:t>
+            </w:r>
+            <w:r>
+              <w:t xml:space="preserve"> AM</w:t>
+            </w:r>
+          </w:p>
         </w:tc>
         <w:tc>
           <w:tcPr>
-            <w:tcW w:w="2340" w:type="dxa"/>
+            <w:tcW w:w="2262" w:type="dxa"/>
           </w:tcPr>
           <w:p>
             <w:pPr>
               <w:cnfStyle w:val="000000000000" w:firstRow="0" w:lastRow="0" w:firstColumn="0" w:lastColumn="0" w:oddVBand="0" w:evenVBand="0" w:oddHBand="0" w:evenHBand="0" w:firstRowFirstColumn="0" w:firstRowLastColumn="0" w:lastRowFirstColumn="0" w:lastRowLastColumn="0"/>
             </w:pPr>
+            <w:r>
+              <w:t>DC1.juice.corp</w:t>
+            </w:r>
           </w:p>
         </w:tc>
         <w:tc>
           <w:tcPr>
-            <w:tcW w:w="2340" w:type="dxa"/>
+            <w:tcW w:w="2218" w:type="dxa"/>
           </w:tcPr>
           <w:p>
             <w:pPr>
               <w:cnfStyle w:val="000000000000" w:firstRow="0" w:lastRow="0" w:firstColumn="0" w:lastColumn="0" w:oddVBand="0" w:evenVBand="0" w:oddHBand="0" w:evenHBand="0" w:firstRowFirstColumn="0" w:firstRowLastColumn="0" w:lastRowFirstColumn="0" w:lastRowLastColumn="0"/>
             </w:pPr>
+            <w:r>
+              <w:t>LAB-Juice\</w:t>
+            </w:r>
+            <w:proofErr w:type="spellStart"/>
+            <w:r>
+              <w:t>labadmin</w:t>
+            </w:r>
+            <w:proofErr w:type="spellEnd"/>
           </w:p>
         </w:tc>
         <w:tc>
           <w:tcPr>
-            <w:tcW w:w="2340" w:type="dxa"/>
+            <w:tcW w:w="2290" w:type="dxa"/>
           </w:tcPr>
           <w:p>
             <w:pPr>
               <w:cnfStyle w:val="000000000000" w:firstRow="0" w:lastRow="0" w:firstColumn="0" w:lastColumn="0" w:oddVBand="0" w:evenVBand="0" w:oddHBand="0" w:evenHBand="0" w:firstRowFirstColumn="0" w:firstRowLastColumn="0" w:lastRowFirstColumn="0" w:lastRowLastColumn="0"/>
             </w:pPr>
-          </w:p>
-        </w:tc>
-      </w:tr>
-      <w:tr>
-        <w:trPr>
-          <w:cnfStyle w:val="000000100000" w:firstRow="0" w:lastRow="0" w:firstColumn="0" w:lastColumn="0" w:oddVBand="0" w:evenVBand="0" w:oddHBand="1" w:evenHBand="0" w:firstRowFirstColumn="0" w:firstRowLastColumn="0" w:lastRowFirstColumn="0" w:lastRowLastColumn="0"/>
-        </w:trPr>
-        <w:tc>
-          <w:tcPr>
-            <w:cnfStyle w:val="001000000000" w:firstRow="0" w:lastRow="0" w:firstColumn="1" w:lastColumn="0" w:oddVBand="0" w:evenVBand="0" w:oddHBand="0" w:evenHBand="0" w:firstRowFirstColumn="0" w:firstRowLastColumn="0" w:lastRowFirstColumn="0" w:lastRowLastColumn="0"/>
-            <w:tcW w:w="2340" w:type="dxa"/>
-          </w:tcPr>
-          <w:p/>
-        </w:tc>
-        <w:tc>
-          <w:tcPr>
-            <w:tcW w:w="2340" w:type="dxa"/>
-          </w:tcPr>
-          <w:p>
-            <w:pPr>
-              <w:cnfStyle w:val="000000100000" w:firstRow="0" w:lastRow="0" w:firstColumn="0" w:lastColumn="0" w:oddVBand="0" w:evenVBand="0" w:oddHBand="1" w:evenHBand="0" w:firstRowFirstColumn="0" w:firstRowLastColumn="0" w:lastRowFirstColumn="0" w:lastRowLastColumn="0"/>
-            </w:pPr>
-          </w:p>
-        </w:tc>
-        <w:tc>
-          <w:tcPr>
-            <w:tcW w:w="2340" w:type="dxa"/>
-          </w:tcPr>
-          <w:p>
-            <w:pPr>
-              <w:cnfStyle w:val="000000100000" w:firstRow="0" w:lastRow="0" w:firstColumn="0" w:lastColumn="0" w:oddVBand="0" w:evenVBand="0" w:oddHBand="1" w:evenHBand="0" w:firstRowFirstColumn="0" w:firstRowLastColumn="0" w:lastRowFirstColumn="0" w:lastRowLastColumn="0"/>
-            </w:pPr>
-          </w:p>
-        </w:tc>
-        <w:tc>
-          <w:tcPr>
-            <w:tcW w:w="2340" w:type="dxa"/>
-          </w:tcPr>
-          <w:p>
-            <w:pPr>
-              <w:cnfStyle w:val="000000100000" w:firstRow="0" w:lastRow="0" w:firstColumn="0" w:lastColumn="0" w:oddVBand="0" w:evenVBand="0" w:oddHBand="1" w:evenHBand="0" w:firstRowFirstColumn="0" w:firstRowLastColumn="0" w:lastRowFirstColumn="0" w:lastRowLastColumn="0"/>
-            </w:pPr>
-          </w:p>
-        </w:tc>
-      </w:tr>
-      <w:tr>
-        <w:tc>
-          <w:tcPr>
-            <w:cnfStyle w:val="001000000000" w:firstRow="0" w:lastRow="0" w:firstColumn="1" w:lastColumn="0" w:oddVBand="0" w:evenVBand="0" w:oddHBand="0" w:evenHBand="0" w:firstRowFirstColumn="0" w:firstRowLastColumn="0" w:lastRowFirstColumn="0" w:lastRowLastColumn="0"/>
-            <w:tcW w:w="2340" w:type="dxa"/>
-          </w:tcPr>
-          <w:p/>
-        </w:tc>
-        <w:tc>
-          <w:tcPr>
-            <w:tcW w:w="2340" w:type="dxa"/>
-          </w:tcPr>
-          <w:p>
-            <w:pPr>
-              <w:cnfStyle w:val="000000000000" w:firstRow="0" w:lastRow="0" w:firstColumn="0" w:lastColumn="0" w:oddVBand="0" w:evenVBand="0" w:oddHBand="0" w:evenHBand="0" w:firstRowFirstColumn="0" w:firstRowLastColumn="0" w:lastRowFirstColumn="0" w:lastRowLastColumn="0"/>
-            </w:pPr>
-          </w:p>
-        </w:tc>
-        <w:tc>
-          <w:tcPr>
-            <w:tcW w:w="2340" w:type="dxa"/>
-          </w:tcPr>
-          <w:p>
-            <w:pPr>
-              <w:cnfStyle w:val="000000000000" w:firstRow="0" w:lastRow="0" w:firstColumn="0" w:lastColumn="0" w:oddVBand="0" w:evenVBand="0" w:oddHBand="0" w:evenHBand="0" w:firstRowFirstColumn="0" w:firstRowLastColumn="0" w:lastRowFirstColumn="0" w:lastRowLastColumn="0"/>
-            </w:pPr>
-          </w:p>
-        </w:tc>
-        <w:tc>
-          <w:tcPr>
-            <w:tcW w:w="2340" w:type="dxa"/>
-          </w:tcPr>
-          <w:p>
-            <w:pPr>
-              <w:cnfStyle w:val="000000000000" w:firstRow="0" w:lastRow="0" w:firstColumn="0" w:lastColumn="0" w:oddVBand="0" w:evenVBand="0" w:oddHBand="0" w:evenHBand="0" w:firstRowFirstColumn="0" w:firstRowLastColumn="0" w:lastRowFirstColumn="0" w:lastRowLastColumn="0"/>
-            </w:pPr>
-          </w:p>
-        </w:tc>
-      </w:tr>
-      <w:tr>
-        <w:trPr>
-          <w:cnfStyle w:val="000000100000" w:firstRow="0" w:lastRow="0" w:firstColumn="0" w:lastColumn="0" w:oddVBand="0" w:evenVBand="0" w:oddHBand="1" w:evenHBand="0" w:firstRowFirstColumn="0" w:firstRowLastColumn="0" w:lastRowFirstColumn="0" w:lastRowLastColumn="0"/>
-        </w:trPr>
-        <w:tc>
-          <w:tcPr>
-            <w:cnfStyle w:val="001000000000" w:firstRow="0" w:lastRow="0" w:firstColumn="1" w:lastColumn="0" w:oddVBand="0" w:evenVBand="0" w:oddHBand="0" w:evenHBand="0" w:firstRowFirstColumn="0" w:firstRowLastColumn="0" w:lastRowFirstColumn="0" w:lastRowLastColumn="0"/>
-            <w:tcW w:w="2340" w:type="dxa"/>
-          </w:tcPr>
-          <w:p/>
-        </w:tc>
-        <w:tc>
-          <w:tcPr>
-            <w:tcW w:w="2340" w:type="dxa"/>
-          </w:tcPr>
-          <w:p>
-            <w:pPr>
-              <w:cnfStyle w:val="000000100000" w:firstRow="0" w:lastRow="0" w:firstColumn="0" w:lastColumn="0" w:oddVBand="0" w:evenVBand="0" w:oddHBand="1" w:evenHBand="0" w:firstRowFirstColumn="0" w:firstRowLastColumn="0" w:lastRowFirstColumn="0" w:lastRowLastColumn="0"/>
-            </w:pPr>
-          </w:p>
-        </w:tc>
-        <w:tc>
-          <w:tcPr>
-            <w:tcW w:w="2340" w:type="dxa"/>
-          </w:tcPr>
-          <w:p>
-            <w:pPr>
-              <w:cnfStyle w:val="000000100000" w:firstRow="0" w:lastRow="0" w:firstColumn="0" w:lastColumn="0" w:oddVBand="0" w:evenVBand="0" w:oddHBand="1" w:evenHBand="0" w:firstRowFirstColumn="0" w:firstRowLastColumn="0" w:lastRowFirstColumn="0" w:lastRowLastColumn="0"/>
-            </w:pPr>
-          </w:p>
-        </w:tc>
-        <w:tc>
-          <w:tcPr>
-            <w:tcW w:w="2340" w:type="dxa"/>
-          </w:tcPr>
-          <w:p>
-            <w:pPr>
-              <w:cnfStyle w:val="000000100000" w:firstRow="0" w:lastRow="0" w:firstColumn="0" w:lastColumn="0" w:oddVBand="0" w:evenVBand="0" w:oddHBand="1" w:evenHBand="0" w:firstRowFirstColumn="0" w:firstRowLastColumn="0" w:lastRowFirstColumn="0" w:lastRowLastColumn="0"/>
-            </w:pPr>
-          </w:p>
-        </w:tc>
-      </w:tr>
-      <w:tr>
-        <w:tc>
-          <w:tcPr>
-            <w:cnfStyle w:val="001000000000" w:firstRow="0" w:lastRow="0" w:firstColumn="1" w:lastColumn="0" w:oddVBand="0" w:evenVBand="0" w:oddHBand="0" w:evenHBand="0" w:firstRowFirstColumn="0" w:firstRowLastColumn="0" w:lastRowFirstColumn="0" w:lastRowLastColumn="0"/>
-            <w:tcW w:w="2340" w:type="dxa"/>
-          </w:tcPr>
-          <w:p/>
-        </w:tc>
-        <w:tc>
-          <w:tcPr>
-            <w:tcW w:w="2340" w:type="dxa"/>
-          </w:tcPr>
-          <w:p>
-            <w:pPr>
-              <w:cnfStyle w:val="000000000000" w:firstRow="0" w:lastRow="0" w:firstColumn="0" w:lastColumn="0" w:oddVBand="0" w:evenVBand="0" w:oddHBand="0" w:evenHBand="0" w:firstRowFirstColumn="0" w:firstRowLastColumn="0" w:lastRowFirstColumn="0" w:lastRowLastColumn="0"/>
-            </w:pPr>
-          </w:p>
-        </w:tc>
-        <w:tc>
-          <w:tcPr>
-            <w:tcW w:w="2340" w:type="dxa"/>
-          </w:tcPr>
-          <w:p>
-            <w:pPr>
-              <w:cnfStyle w:val="000000000000" w:firstRow="0" w:lastRow="0" w:firstColumn="0" w:lastColumn="0" w:oddVBand="0" w:evenVBand="0" w:oddHBand="0" w:evenHBand="0" w:firstRowFirstColumn="0" w:firstRowLastColumn="0" w:lastRowFirstColumn="0" w:lastRowLastColumn="0"/>
-            </w:pPr>
-          </w:p>
-        </w:tc>
-        <w:tc>
-          <w:tcPr>
-            <w:tcW w:w="2340" w:type="dxa"/>
-          </w:tcPr>
-          <w:p>
-            <w:pPr>
-              <w:cnfStyle w:val="000000000000" w:firstRow="0" w:lastRow="0" w:firstColumn="0" w:lastColumn="0" w:oddVBand="0" w:evenVBand="0" w:oddHBand="0" w:evenHBand="0" w:firstRowFirstColumn="0" w:firstRowLastColumn="0" w:lastRowFirstColumn="0" w:lastRowLastColumn="0"/>
-            </w:pPr>
-          </w:p>
-        </w:tc>
-      </w:tr>
-      <w:tr>
-        <w:trPr>
-          <w:cnfStyle w:val="000000100000" w:firstRow="0" w:lastRow="0" w:firstColumn="0" w:lastColumn="0" w:oddVBand="0" w:evenVBand="0" w:oddHBand="1" w:evenHBand="0" w:firstRowFirstColumn="0" w:firstRowLastColumn="0" w:lastRowFirstColumn="0" w:lastRowLastColumn="0"/>
-        </w:trPr>
-        <w:tc>
-          <w:tcPr>
-            <w:cnfStyle w:val="001000000000" w:firstRow="0" w:lastRow="0" w:firstColumn="1" w:lastColumn="0" w:oddVBand="0" w:evenVBand="0" w:oddHBand="0" w:evenHBand="0" w:firstRowFirstColumn="0" w:firstRowLastColumn="0" w:lastRowFirstColumn="0" w:lastRowLastColumn="0"/>
-            <w:tcW w:w="2340" w:type="dxa"/>
-          </w:tcPr>
-          <w:p/>
-        </w:tc>
-        <w:tc>
-          <w:tcPr>
-            <w:tcW w:w="2340" w:type="dxa"/>
-          </w:tcPr>
-          <w:p>
-            <w:pPr>
-              <w:cnfStyle w:val="000000100000" w:firstRow="0" w:lastRow="0" w:firstColumn="0" w:lastColumn="0" w:oddVBand="0" w:evenVBand="0" w:oddHBand="1" w:evenHBand="0" w:firstRowFirstColumn="0" w:firstRowLastColumn="0" w:lastRowFirstColumn="0" w:lastRowLastColumn="0"/>
-            </w:pPr>
-          </w:p>
-        </w:tc>
-        <w:tc>
-          <w:tcPr>
-            <w:tcW w:w="2340" w:type="dxa"/>
-          </w:tcPr>
-          <w:p>
-            <w:pPr>
-              <w:cnfStyle w:val="000000100000" w:firstRow="0" w:lastRow="0" w:firstColumn="0" w:lastColumn="0" w:oddVBand="0" w:evenVBand="0" w:oddHBand="1" w:evenHBand="0" w:firstRowFirstColumn="0" w:firstRowLastColumn="0" w:lastRowFirstColumn="0" w:lastRowLastColumn="0"/>
-            </w:pPr>
-          </w:p>
-        </w:tc>
-        <w:tc>
-          <w:tcPr>
-            <w:tcW w:w="2340" w:type="dxa"/>
-          </w:tcPr>
-          <w:p>
-            <w:pPr>
-              <w:cnfStyle w:val="000000100000" w:firstRow="0" w:lastRow="0" w:firstColumn="0" w:lastColumn="0" w:oddVBand="0" w:evenVBand="0" w:oddHBand="1" w:evenHBand="0" w:firstRowFirstColumn="0" w:firstRowLastColumn="0" w:lastRowFirstColumn="0" w:lastRowLastColumn="0"/>
-            </w:pPr>
-          </w:p>
-        </w:tc>
-      </w:tr>
-      <w:tr>
-        <w:tc>
-          <w:tcPr>
-            <w:cnfStyle w:val="001000000000" w:firstRow="0" w:lastRow="0" w:firstColumn="1" w:lastColumn="0" w:oddVBand="0" w:evenVBand="0" w:oddHBand="0" w:evenHBand="0" w:firstRowFirstColumn="0" w:firstRowLastColumn="0" w:lastRowFirstColumn="0" w:lastRowLastColumn="0"/>
-            <w:tcW w:w="2340" w:type="dxa"/>
-          </w:tcPr>
-          <w:p/>
-        </w:tc>
-        <w:tc>
-          <w:tcPr>
-            <w:tcW w:w="2340" w:type="dxa"/>
-          </w:tcPr>
-          <w:p>
-            <w:pPr>
-              <w:cnfStyle w:val="000000000000" w:firstRow="0" w:lastRow="0" w:firstColumn="0" w:lastColumn="0" w:oddVBand="0" w:evenVBand="0" w:oddHBand="0" w:evenHBand="0" w:firstRowFirstColumn="0" w:firstRowLastColumn="0" w:lastRowFirstColumn="0" w:lastRowLastColumn="0"/>
-            </w:pPr>
-          </w:p>
-        </w:tc>
-        <w:tc>
-          <w:tcPr>
-            <w:tcW w:w="2340" w:type="dxa"/>
-          </w:tcPr>
-          <w:p>
-            <w:pPr>
-              <w:cnfStyle w:val="000000000000" w:firstRow="0" w:lastRow="0" w:firstColumn="0" w:lastColumn="0" w:oddVBand="0" w:evenVBand="0" w:oddHBand="0" w:evenHBand="0" w:firstRowFirstColumn="0" w:firstRowLastColumn="0" w:lastRowFirstColumn="0" w:lastRowLastColumn="0"/>
-            </w:pPr>
-          </w:p>
-        </w:tc>
-        <w:tc>
-          <w:tcPr>
-            <w:tcW w:w="2340" w:type="dxa"/>
-          </w:tcPr>
-          <w:p>
-            <w:pPr>
-              <w:cnfStyle w:val="000000000000" w:firstRow="0" w:lastRow="0" w:firstColumn="0" w:lastColumn="0" w:oddVBand="0" w:evenVBand="0" w:oddHBand="0" w:evenHBand="0" w:firstRowFirstColumn="0" w:firstRowLastColumn="0" w:lastRowFirstColumn="0" w:lastRowLastColumn="0"/>
-            </w:pPr>
+            <w:r>
+              <w:t>Suspicious JScript Execution from Temp/Downloads (T1027-10)</w:t>
+            </w:r>
           </w:p>
         </w:tc>
       </w:tr>
@@ -923,11 +1011,6 @@
       </w:pPr>
       <w:r>
         <w:t>C.3 Evidence (Verbatim Command Lines)</w:t>
-      </w:r>
-    </w:p>
-    <w:p>
-      <w:r>
-        <w:t>Paste exact command line(s) from Sentinel here:</w:t>
       </w:r>
     </w:p>
     <w:tbl>
@@ -945,16 +1028,303 @@
         </w:trPr>
         <w:tc>
           <w:tcPr>
-            <w:tcW w:w="9360" w:type="dxa"/>
+            <w:tcW w:w="9026" w:type="dxa"/>
             <w:shd w:val="clear" w:color="auto" w:fill="F3F4F6"/>
           </w:tcPr>
           <w:p>
             <w:pPr>
-              <w:pStyle w:val="CodeBlock"/>
+              <w:pStyle w:val="ListParagraph"/>
+              <w:numPr>
+                <w:ilvl w:val="0"/>
+                <w:numId w:val="21"/>
+              </w:numPr>
             </w:pPr>
             <w:r>
-              <w:t>&lt;Paste command line evidence here&gt;</w:t>
-            </w:r>
+              <w:t>C:\Windows\System32\WindowsPowerShell\v1.0\powershell.exe -e JgAgACgAZwBjAG0AIAAoACcAaQBlAHsAMAB9ACcAIAAtAGYAIAAnAHgAJwApACkAIAAoACIAVwByACIAKwAiAGkAdAAiACsAIgBlAC0ASAAiACsAIgBvAHMAdAAgACcASAAiACsAIgBlAGwAIgArACIAbABvACwAIABmAHIAIgArACIAbwBtACAAUAAiACsAIgBvAHcAIgArACIAZQByAFMAIgArACIAaAAiACsAIgBlAGwAbAAhACcAIgApAA==</w:t>
+            </w:r>
+          </w:p>
+          <w:p>
+            <w:pPr>
+              <w:pStyle w:val="ListParagraph"/>
+              <w:numPr>
+                <w:ilvl w:val="0"/>
+                <w:numId w:val="21"/>
+              </w:numPr>
+            </w:pPr>
+            <w:r>
+              <w:t>"powershell.exe" &amp; {$</w:t>
+            </w:r>
+            <w:proofErr w:type="spellStart"/>
+            <w:r>
+              <w:t>OriginalCommand</w:t>
+            </w:r>
+            <w:proofErr w:type="spellEnd"/>
+            <w:r>
+              <w:t xml:space="preserve"> = 'Write-Host \""Hey, </w:t>
+            </w:r>
+            <w:proofErr w:type="gramStart"/>
+            <w:r>
+              <w:t>Atomic!\</w:t>
+            </w:r>
+            <w:proofErr w:type="gramEnd"/>
+            <w:r>
+              <w:t>""' $Bytes = [</w:t>
+            </w:r>
+            <w:proofErr w:type="spellStart"/>
+            <w:r>
+              <w:t>System.Text.Encoding</w:t>
+            </w:r>
+            <w:proofErr w:type="spellEnd"/>
+            <w:r>
+              <w:t>]::</w:t>
+            </w:r>
+            <w:proofErr w:type="spellStart"/>
+            <w:r>
+              <w:t>Unicode.GetBytes</w:t>
+            </w:r>
+            <w:proofErr w:type="spellEnd"/>
+            <w:r>
+              <w:t>($</w:t>
+            </w:r>
+            <w:proofErr w:type="spellStart"/>
+            <w:r>
+              <w:t>OriginalCommand</w:t>
+            </w:r>
+            <w:proofErr w:type="spellEnd"/>
+            <w:r>
+              <w:t>) $</w:t>
+            </w:r>
+            <w:proofErr w:type="spellStart"/>
+            <w:r>
+              <w:t>EncodedCommand</w:t>
+            </w:r>
+            <w:proofErr w:type="spellEnd"/>
+            <w:r>
+              <w:t xml:space="preserve"> =[Convert]::ToBase64String($Bytes) $</w:t>
+            </w:r>
+            <w:proofErr w:type="spellStart"/>
+            <w:r>
+              <w:t>EncodedCommand</w:t>
+            </w:r>
+            <w:proofErr w:type="spellEnd"/>
+            <w:r>
+              <w:t xml:space="preserve"> C:\Windows\System32\WindowsPowerShell\v1.0\powershell.exe -</w:t>
+            </w:r>
+            <w:proofErr w:type="spellStart"/>
+            <w:r>
+              <w:t>EncodedCommand</w:t>
+            </w:r>
+            <w:proofErr w:type="spellEnd"/>
+            <w:r>
+              <w:t xml:space="preserve"> $</w:t>
+            </w:r>
+            <w:proofErr w:type="spellStart"/>
+            <w:r>
+              <w:t>EncodedCommand</w:t>
+            </w:r>
+            <w:proofErr w:type="spellEnd"/>
+            <w:r>
+              <w:t>}</w:t>
+            </w:r>
+          </w:p>
+          <w:p>
+            <w:pPr>
+              <w:pStyle w:val="ListParagraph"/>
+              <w:numPr>
+                <w:ilvl w:val="0"/>
+                <w:numId w:val="21"/>
+              </w:numPr>
+            </w:pPr>
+            <w:r>
+              <w:t>"C:\Windows\System32\WScript.exe" "C:\AtomicRedTeam\ExternalPayloads\temp_T1027js.zip\t1027js.js"</w:t>
+            </w:r>
+          </w:p>
+          <w:p>
+            <w:pPr>
+              <w:pStyle w:val="ListParagraph"/>
+              <w:numPr>
+                <w:ilvl w:val="0"/>
+                <w:numId w:val="21"/>
+              </w:numPr>
+            </w:pPr>
+            <w:r>
+              <w:t>"powershell.exe" &amp; {$</w:t>
+            </w:r>
+            <w:proofErr w:type="spellStart"/>
+            <w:r>
+              <w:t>cmDwhy</w:t>
+            </w:r>
+            <w:proofErr w:type="spellEnd"/>
+            <w:r>
+              <w:t xml:space="preserve"> =</w:t>
+            </w:r>
+            <w:proofErr w:type="spellStart"/>
+            <w:r>
+              <w:t>TyPe</w:t>
+            </w:r>
+            <w:proofErr w:type="spellEnd"/>
+            <w:r>
+              <w:t xml:space="preserve"> ; $pz2Sb0 =</w:t>
+            </w:r>
+            <w:proofErr w:type="spellStart"/>
+            <w:r>
+              <w:t>TYpE</w:t>
+            </w:r>
+            <w:proofErr w:type="spellEnd"/>
+            <w:r>
+              <w:t xml:space="preserve"> ; &amp;(\""{0}{2}{3}{1}{4}\"" -f'In','</w:t>
+            </w:r>
+            <w:proofErr w:type="spellStart"/>
+            <w:r>
+              <w:t>SiO</w:t>
+            </w:r>
+            <w:proofErr w:type="spellEnd"/>
+            <w:r>
+              <w:t>','</w:t>
+            </w:r>
+            <w:proofErr w:type="spellStart"/>
+            <w:r>
+              <w:t>vOKe-EXp</w:t>
+            </w:r>
+            <w:proofErr w:type="spellEnd"/>
+            <w:r>
+              <w:t>','</w:t>
+            </w:r>
+            <w:proofErr w:type="spellStart"/>
+            <w:r>
+              <w:t>ReS</w:t>
+            </w:r>
+            <w:proofErr w:type="spellEnd"/>
+            <w:r>
+              <w:t>','n') ( (&amp;(\""{1}{2}{0}\""-f'</w:t>
+            </w:r>
+            <w:proofErr w:type="spellStart"/>
+            <w:r>
+              <w:t>blE</w:t>
+            </w:r>
+            <w:proofErr w:type="spellEnd"/>
+            <w:r>
+              <w:t>','</w:t>
+            </w:r>
+            <w:proofErr w:type="spellStart"/>
+            <w:r>
+              <w:t>gET</w:t>
+            </w:r>
+            <w:proofErr w:type="spellEnd"/>
+            <w:r>
+              <w:t>-','</w:t>
+            </w:r>
+            <w:proofErr w:type="spellStart"/>
+            <w:r>
+              <w:t>vaRIA</w:t>
+            </w:r>
+            <w:proofErr w:type="spellEnd"/>
+            <w:r>
+              <w:t>') ('</w:t>
+            </w:r>
+            <w:proofErr w:type="spellStart"/>
+            <w:r>
+              <w:t>CMdw</w:t>
+            </w:r>
+            <w:proofErr w:type="spellEnd"/>
+            <w:r>
+              <w:t>'+'</w:t>
+            </w:r>
+            <w:proofErr w:type="spellStart"/>
+            <w:r>
+              <w:t>h'+'y</w:t>
+            </w:r>
+            <w:proofErr w:type="spellEnd"/>
+            <w:r>
+              <w:t>')).\""</w:t>
+            </w:r>
+            <w:proofErr w:type="spellStart"/>
+            <w:r>
+              <w:t>vALUe</w:t>
+            </w:r>
+            <w:proofErr w:type="spellEnd"/>
+            <w:r>
+              <w:t>\""::(\""{1}{0}\"" -f'</w:t>
+            </w:r>
+            <w:proofErr w:type="spellStart"/>
+            <w:r>
+              <w:t>iN</w:t>
+            </w:r>
+            <w:proofErr w:type="spellEnd"/>
+            <w:r>
+              <w:t>','</w:t>
+            </w:r>
+            <w:proofErr w:type="spellStart"/>
+            <w:r>
+              <w:t>jO</w:t>
+            </w:r>
+            <w:proofErr w:type="spellEnd"/>
+            <w:r>
+              <w:t>').Invoke('',( (127, 162,151, 164,145 ,55 , 110 ,157 ,163 , 164 ,40,47, 110 , 145 ,154, 154 ,157 , 54 ,40, 146, 162 , 157,155 ,40, 120, 157 ,167,145 , 162 ,123,150 ,145 , 154 , 154 , 41,47)| .('%') { ( [CHAR] ( $Pz2sB0::\""tOinT`16\""(( [</w:t>
+            </w:r>
+            <w:proofErr w:type="spellStart"/>
+            <w:r>
+              <w:t>sTring</w:t>
+            </w:r>
+            <w:proofErr w:type="spellEnd"/>
+            <w:r>
+              <w:t>]${_}) ,8)))})) )}</w:t>
+            </w:r>
+          </w:p>
+          <w:p>
+            <w:pPr>
+              <w:pStyle w:val="ListParagraph"/>
+              <w:numPr>
+                <w:ilvl w:val="0"/>
+                <w:numId w:val="21"/>
+              </w:numPr>
+            </w:pPr>
+            <w:r>
+              <w:t>"C:\Windows\System32\WindowsPowerShell\v1.0\powershell.exe" -</w:t>
+            </w:r>
+            <w:proofErr w:type="spellStart"/>
+            <w:r>
+              <w:t>EncodedCommand</w:t>
+            </w:r>
+            <w:proofErr w:type="spellEnd"/>
+            <w:r>
+              <w:t xml:space="preserve"> VwByAGkAdABlAC0ASABvAHMAdAAgACIASABlAHkALAAgAEEAdABvAG0AaQBjACEAIgA=</w:t>
+            </w:r>
+          </w:p>
+          <w:p>
+            <w:pPr>
+              <w:pStyle w:val="ListParagraph"/>
+              <w:numPr>
+                <w:ilvl w:val="0"/>
+                <w:numId w:val="21"/>
+              </w:numPr>
+            </w:pPr>
+            <w:r>
+              <w:t>"powershell.exe" &amp; {Invoke-</w:t>
+            </w:r>
+            <w:proofErr w:type="spellStart"/>
+            <w:r>
+              <w:t>WebRequest</w:t>
+            </w:r>
+            <w:proofErr w:type="spellEnd"/>
+            <w:r>
+              <w:t xml:space="preserve"> -Uri 127.0.0.1 -Method POST -Body \""C:\AtomicRedTeam\atomics\T1027\src\T1027-cc-macro.xlsm\""}</w:t>
+            </w:r>
+          </w:p>
+          <w:p>
+            <w:pPr>
+              <w:pStyle w:val="ListParagraph"/>
+            </w:pPr>
+          </w:p>
+          <w:p>
+            <w:pPr>
+              <w:pStyle w:val="ListParagraph"/>
+            </w:pPr>
+          </w:p>
+          <w:p>
+            <w:pPr>
+              <w:pStyle w:val="ListParagraph"/>
+            </w:pPr>
           </w:p>
         </w:tc>
       </w:tr>
@@ -977,7 +1347,16 @@
         <w:ind w:left="360" w:hanging="360"/>
       </w:pPr>
       <w:r>
-        <w:t>Did the rule trigger as expected? If not, why?</w:t>
+        <w:lastRenderedPageBreak/>
+        <w:t xml:space="preserve">Did the rule trigger as </w:t>
+      </w:r>
+      <w:proofErr w:type="gramStart"/>
+      <w:r>
+        <w:t>expected</w:t>
+      </w:r>
+      <w:proofErr w:type="gramEnd"/>
+      <w:r>
+        <w:t>? If not, why?</w:t>
       </w:r>
     </w:p>
     <w:p>
@@ -987,43 +1366,22 @@
           <w:ilvl w:val="0"/>
           <w:numId w:val="0"/>
         </w:numPr>
+        <w:ind w:firstLine="360"/>
       </w:pPr>
       <w:r>
-        <w:drawing>
-          <wp:inline distT="0" distB="0" distL="0" distR="0" wp14:anchorId="51C8801A" wp14:editId="2A666AFA">
-            <wp:extent cx="5731510" cy="915035"/>
-            <wp:effectExtent l="0" t="0" r="2540" b="0"/>
-            <wp:docPr id="1429761590" name="Picture 1"/>
-            <wp:cNvGraphicFramePr>
-              <a:graphicFrameLocks xmlns:a="http://schemas.openxmlformats.org/drawingml/2006/main" noChangeAspect="1"/>
-            </wp:cNvGraphicFramePr>
-            <a:graphic xmlns:a="http://schemas.openxmlformats.org/drawingml/2006/main">
-              <a:graphicData uri="http://schemas.openxmlformats.org/drawingml/2006/picture">
-                <pic:pic xmlns:pic="http://schemas.openxmlformats.org/drawingml/2006/picture">
-                  <pic:nvPicPr>
-                    <pic:cNvPr id="1429761590" name=""/>
-                    <pic:cNvPicPr/>
-                  </pic:nvPicPr>
-                  <pic:blipFill>
-                    <a:blip r:embed="rId14"/>
-                    <a:stretch>
-                      <a:fillRect/>
-                    </a:stretch>
-                  </pic:blipFill>
-                  <pic:spPr>
-                    <a:xfrm>
-                      <a:off x="0" y="0"/>
-                      <a:ext cx="5731510" cy="915035"/>
-                    </a:xfrm>
-                    <a:prstGeom prst="rect">
-                      <a:avLst/>
-                    </a:prstGeom>
-                  </pic:spPr>
-                </pic:pic>
-              </a:graphicData>
-            </a:graphic>
-          </wp:inline>
-        </w:drawing>
+        <w:t>Yes, the rule triggered as expected</w:t>
+      </w:r>
+    </w:p>
+    <w:p>
+      <w:pPr>
+        <w:pStyle w:val="ListBullet"/>
+        <w:tabs>
+          <w:tab w:val="num" w:pos="360"/>
+        </w:tabs>
+        <w:ind w:left="360" w:hanging="360"/>
+      </w:pPr>
+      <w:r>
+        <w:t>Was the command line present in logs? If not, what logging gap exists?</w:t>
       </w:r>
     </w:p>
     <w:p>
@@ -1033,7 +1391,23 @@
           <w:ilvl w:val="0"/>
           <w:numId w:val="0"/>
         </w:numPr>
-      </w:pPr>
+        <w:ind w:left="360"/>
+      </w:pPr>
+      <w:r>
+        <w:t>The command line was present in the logs</w:t>
+      </w:r>
+    </w:p>
+    <w:p>
+      <w:pPr>
+        <w:pStyle w:val="ListBullet"/>
+        <w:tabs>
+          <w:tab w:val="num" w:pos="360"/>
+        </w:tabs>
+        <w:ind w:left="360" w:hanging="360"/>
+      </w:pPr>
+      <w:r>
+        <w:t>Did entity mapping correctly identify host and user?</w:t>
+      </w:r>
     </w:p>
     <w:p>
       <w:pPr>
@@ -1042,76 +1416,18 @@
           <w:ilvl w:val="0"/>
           <w:numId w:val="0"/>
         </w:numPr>
+        <w:ind w:left="360"/>
       </w:pPr>
       <w:r>
-        <w:drawing>
-          <wp:inline distT="0" distB="0" distL="0" distR="0" wp14:anchorId="480B7CD4" wp14:editId="36CA4FAA">
-            <wp:extent cx="5731510" cy="453390"/>
-            <wp:effectExtent l="0" t="0" r="2540" b="3810"/>
-            <wp:docPr id="649211175" name="Picture 1"/>
-            <wp:cNvGraphicFramePr>
-              <a:graphicFrameLocks xmlns:a="http://schemas.openxmlformats.org/drawingml/2006/main" noChangeAspect="1"/>
-            </wp:cNvGraphicFramePr>
-            <a:graphic xmlns:a="http://schemas.openxmlformats.org/drawingml/2006/main">
-              <a:graphicData uri="http://schemas.openxmlformats.org/drawingml/2006/picture">
-                <pic:pic xmlns:pic="http://schemas.openxmlformats.org/drawingml/2006/picture">
-                  <pic:nvPicPr>
-                    <pic:cNvPr id="649211175" name=""/>
-                    <pic:cNvPicPr/>
-                  </pic:nvPicPr>
-                  <pic:blipFill>
-                    <a:blip r:embed="rId15"/>
-                    <a:stretch>
-                      <a:fillRect/>
-                    </a:stretch>
-                  </pic:blipFill>
-                  <pic:spPr>
-                    <a:xfrm>
-                      <a:off x="0" y="0"/>
-                      <a:ext cx="5731510" cy="453390"/>
-                    </a:xfrm>
-                    <a:prstGeom prst="rect">
-                      <a:avLst/>
-                    </a:prstGeom>
-                  </pic:spPr>
-                </pic:pic>
-              </a:graphicData>
-            </a:graphic>
-          </wp:inline>
-        </w:drawing>
+        <w:t xml:space="preserve">Yes, the entity mapping identified the host, DC1.juice.corp and user, </w:t>
       </w:r>
-    </w:p>
-    <w:p>
-      <w:pPr>
-        <w:pStyle w:val="ListBullet"/>
-        <w:numPr>
-          <w:ilvl w:val="0"/>
-          <w:numId w:val="0"/>
-        </w:numPr>
-      </w:pPr>
-    </w:p>
-    <w:p>
-      <w:pPr>
-        <w:pStyle w:val="ListBullet"/>
-        <w:tabs>
-          <w:tab w:val="num" w:pos="360"/>
-        </w:tabs>
-        <w:ind w:left="360" w:hanging="360"/>
-      </w:pPr>
+      <w:proofErr w:type="spellStart"/>
       <w:r>
-        <w:t>Was the command line present in logs? If not, what logging gap exists?</w:t>
+        <w:t>labadmin</w:t>
       </w:r>
-    </w:p>
-    <w:p>
-      <w:pPr>
-        <w:pStyle w:val="ListBullet"/>
-        <w:tabs>
-          <w:tab w:val="num" w:pos="360"/>
-        </w:tabs>
-        <w:ind w:left="360" w:hanging="360"/>
-      </w:pPr>
+      <w:proofErr w:type="spellEnd"/>
       <w:r>
-        <w:t>Did entity mapping correctly identify host and user?</w:t>
+        <w:t>, correctly</w:t>
       </w:r>
     </w:p>
     <w:p>
@@ -1134,10 +1450,10 @@
         <w:tblLook w:val="04A0" w:firstRow="1" w:lastRow="0" w:firstColumn="1" w:lastColumn="0" w:noHBand="0" w:noVBand="1"/>
       </w:tblPr>
       <w:tblGrid>
-        <w:gridCol w:w="2315"/>
-        <w:gridCol w:w="2236"/>
+        <w:gridCol w:w="2304"/>
+        <w:gridCol w:w="2241"/>
+        <w:gridCol w:w="2232"/>
         <w:gridCol w:w="2229"/>
-        <w:gridCol w:w="2226"/>
       </w:tblGrid>
       <w:tr>
         <w:trPr>
@@ -1401,10 +1717,10 @@
     </w:tbl>
     <w:p/>
     <w:sectPr>
-      <w:headerReference w:type="default" r:id="rId16"/>
-      <w:footerReference w:type="even" r:id="rId17"/>
-      <w:footerReference w:type="default" r:id="rId18"/>
-      <w:footerReference w:type="first" r:id="rId19"/>
+      <w:headerReference w:type="default" r:id="rId14"/>
+      <w:footerReference w:type="even" r:id="rId15"/>
+      <w:footerReference w:type="default" r:id="rId16"/>
+      <w:footerReference w:type="first" r:id="rId17"/>
       <w:pgSz w:w="11906" w:h="16838"/>
       <w:pgMar w:top="2376" w:right="1440" w:bottom="1985" w:left="1440" w:header="1440" w:footer="57" w:gutter="0"/>
       <w:cols w:space="708"/>
@@ -1415,7 +1731,7 @@
 </file>
 
 <file path=word/endnotes.xml><?xml version="1.0" encoding="utf-8"?>
-<w:endnotes xmlns:wpc="http://schemas.microsoft.com/office/word/2010/wordprocessingCanvas" xmlns:cx="http://schemas.microsoft.com/office/drawing/2014/chartex" xmlns:cx1="http://schemas.microsoft.com/office/drawing/2015/9/8/chartex" xmlns:cx2="http://schemas.microsoft.com/office/drawing/2015/10/21/chartex" xmlns:cx3="http://schemas.microsoft.com/office/drawing/2016/5/9/chartex" xmlns:cx4="http://schemas.microsoft.com/office/drawing/2016/5/10/chartex" xmlns:cx5="http://schemas.microsoft.com/office/drawing/2016/5/11/chartex" xmlns:cx6="http://schemas.microsoft.com/office/drawing/2016/5/12/chartex" xmlns:cx7="http://schemas.microsoft.com/office/drawing/2016/5/13/chartex" xmlns:cx8="http://schemas.microsoft.com/office/drawing/2016/5/14/chartex" xmlns:mc="http://schemas.openxmlformats.org/markup-compatibility/2006" xmlns:aink="http://schemas.microsoft.com/office/drawing/2016/ink" xmlns:am3d="http://schemas.microsoft.com/office/drawing/2017/model3d" xmlns:o="urn:schemas-microsoft-com:office:office" xmlns:oel="http://schemas.microsoft.com/office/2019/extlst" xmlns:r="http://schemas.openxmlformats.org/officeDocument/2006/relationships" xmlns:m="http://schemas.openxmlformats.org/officeDocument/2006/math" xmlns:v="urn:schemas-microsoft-com:vml" xmlns:wp14="http://schemas.microsoft.com/office/word/2010/wordprocessingDrawing" xmlns:wp="http://schemas.openxmlformats.org/drawingml/2006/wordprocessingDrawing" xmlns:w10="urn:schemas-microsoft-com:office:word" xmlns:w="http://schemas.openxmlformats.org/wordprocessingml/2006/main" xmlns:w14="http://schemas.microsoft.com/office/word/2010/wordml" xmlns:w15="http://schemas.microsoft.com/office/word/2012/wordml" xmlns:w16cex="http://schemas.microsoft.com/office/word/2018/wordml/cex" xmlns:w16cid="http://schemas.microsoft.com/office/word/2016/wordml/cid" xmlns:w16="http://schemas.microsoft.com/office/word/2018/wordml" xmlns:w16du="http://schemas.microsoft.com/office/word/2023/wordml/word16du" xmlns:w16sdtdh="http://schemas.microsoft.com/office/word/2020/wordml/sdtdatahash" xmlns:w16sdtfl="http://schemas.microsoft.com/office/word/2024/wordml/sdtformatlock" xmlns:w16se="http://schemas.microsoft.com/office/word/2015/wordml/symex" xmlns:wpg="http://schemas.microsoft.com/office/word/2010/wordprocessingGroup" xmlns:wpi="http://schemas.microsoft.com/office/word/2010/wordprocessingInk" xmlns:wne="http://schemas.microsoft.com/office/word/2006/wordml" xmlns:wps="http://schemas.microsoft.com/office/word/2010/wordprocessingShape" mc:Ignorable="w14 w15 w16se w16cid w16 w16cex w16sdtdh w16sdtfl w16du wp14">
+<w:endnotes xmlns:wpc="http://schemas.microsoft.com/office/word/2010/wordprocessingCanvas" xmlns:cx="http://schemas.microsoft.com/office/drawing/2014/chartex" xmlns:cx1="http://schemas.microsoft.com/office/drawing/2015/9/8/chartex" xmlns:cx2="http://schemas.microsoft.com/office/drawing/2015/10/21/chartex" xmlns:cx3="http://schemas.microsoft.com/office/drawing/2016/5/9/chartex" xmlns:cx4="http://schemas.microsoft.com/office/drawing/2016/5/10/chartex" xmlns:cx5="http://schemas.microsoft.com/office/drawing/2016/5/11/chartex" xmlns:cx6="http://schemas.microsoft.com/office/drawing/2016/5/12/chartex" xmlns:cx7="http://schemas.microsoft.com/office/drawing/2016/5/13/chartex" xmlns:cx8="http://schemas.microsoft.com/office/drawing/2016/5/14/chartex" xmlns:mc="http://schemas.openxmlformats.org/markup-compatibility/2006" xmlns:aink="http://schemas.microsoft.com/office/drawing/2016/ink" xmlns:am3d="http://schemas.microsoft.com/office/drawing/2017/model3d" xmlns:o="urn:schemas-microsoft-com:office:office" xmlns:r="http://schemas.openxmlformats.org/officeDocument/2006/relationships" xmlns:m="http://schemas.openxmlformats.org/officeDocument/2006/math" xmlns:v="urn:schemas-microsoft-com:vml" xmlns:wp14="http://schemas.microsoft.com/office/word/2010/wordprocessingDrawing" xmlns:wp="http://schemas.openxmlformats.org/drawingml/2006/wordprocessingDrawing" xmlns:w10="urn:schemas-microsoft-com:office:word" xmlns:w="http://schemas.openxmlformats.org/wordprocessingml/2006/main" xmlns:w14="http://schemas.microsoft.com/office/word/2010/wordml" xmlns:w15="http://schemas.microsoft.com/office/word/2012/wordml" xmlns:w16cex="http://schemas.microsoft.com/office/word/2018/wordml/cex" xmlns:w16cid="http://schemas.microsoft.com/office/word/2016/wordml/cid" xmlns:w16="http://schemas.microsoft.com/office/word/2018/wordml" xmlns:w16sdtdh="http://schemas.microsoft.com/office/word/2020/wordml/sdtdatahash" xmlns:w16se="http://schemas.microsoft.com/office/word/2015/wordml/symex" xmlns:wpg="http://schemas.microsoft.com/office/word/2010/wordprocessingGroup" xmlns:wpi="http://schemas.microsoft.com/office/word/2010/wordprocessingInk" xmlns:wne="http://schemas.microsoft.com/office/word/2006/wordml" xmlns:wps="http://schemas.microsoft.com/office/word/2010/wordprocessingShape" mc:Ignorable="w14 w15 w16se w16cid w16 w16cex w16sdtdh wp14">
   <w:endnote w:type="separator" w:id="-1">
     <w:p/>
     <w:p/>
@@ -1435,7 +1751,7 @@
 </file>
 
 <file path=word/footer1.xml><?xml version="1.0" encoding="utf-8"?>
-<w:ftr xmlns:wpc="http://schemas.microsoft.com/office/word/2010/wordprocessingCanvas" xmlns:cx="http://schemas.microsoft.com/office/drawing/2014/chartex" xmlns:cx1="http://schemas.microsoft.com/office/drawing/2015/9/8/chartex" xmlns:cx2="http://schemas.microsoft.com/office/drawing/2015/10/21/chartex" xmlns:cx3="http://schemas.microsoft.com/office/drawing/2016/5/9/chartex" xmlns:cx4="http://schemas.microsoft.com/office/drawing/2016/5/10/chartex" xmlns:cx5="http://schemas.microsoft.com/office/drawing/2016/5/11/chartex" xmlns:cx6="http://schemas.microsoft.com/office/drawing/2016/5/12/chartex" xmlns:cx7="http://schemas.microsoft.com/office/drawing/2016/5/13/chartex" xmlns:cx8="http://schemas.microsoft.com/office/drawing/2016/5/14/chartex" xmlns:mc="http://schemas.openxmlformats.org/markup-compatibility/2006" xmlns:aink="http://schemas.microsoft.com/office/drawing/2016/ink" xmlns:am3d="http://schemas.microsoft.com/office/drawing/2017/model3d" xmlns:o="urn:schemas-microsoft-com:office:office" xmlns:oel="http://schemas.microsoft.com/office/2019/extlst" xmlns:r="http://schemas.openxmlformats.org/officeDocument/2006/relationships" xmlns:m="http://schemas.openxmlformats.org/officeDocument/2006/math" xmlns:v="urn:schemas-microsoft-com:vml" xmlns:wp14="http://schemas.microsoft.com/office/word/2010/wordprocessingDrawing" xmlns:wp="http://schemas.openxmlformats.org/drawingml/2006/wordprocessingDrawing" xmlns:w10="urn:schemas-microsoft-com:office:word" xmlns:w="http://schemas.openxmlformats.org/wordprocessingml/2006/main" xmlns:w14="http://schemas.microsoft.com/office/word/2010/wordml" xmlns:w15="http://schemas.microsoft.com/office/word/2012/wordml" xmlns:w16cex="http://schemas.microsoft.com/office/word/2018/wordml/cex" xmlns:w16cid="http://schemas.microsoft.com/office/word/2016/wordml/cid" xmlns:w16="http://schemas.microsoft.com/office/word/2018/wordml" xmlns:w16du="http://schemas.microsoft.com/office/word/2023/wordml/word16du" xmlns:w16sdtdh="http://schemas.microsoft.com/office/word/2020/wordml/sdtdatahash" xmlns:w16sdtfl="http://schemas.microsoft.com/office/word/2024/wordml/sdtformatlock" xmlns:w16se="http://schemas.microsoft.com/office/word/2015/wordml/symex" xmlns:wpg="http://schemas.microsoft.com/office/word/2010/wordprocessingGroup" xmlns:wpi="http://schemas.microsoft.com/office/word/2010/wordprocessingInk" xmlns:wne="http://schemas.microsoft.com/office/word/2006/wordml" xmlns:wps="http://schemas.microsoft.com/office/word/2010/wordprocessingShape" mc:Ignorable="w14 w15 w16se w16cid w16 w16cex w16sdtdh w16sdtfl w16du wp14">
+<w:ftr xmlns:wpc="http://schemas.microsoft.com/office/word/2010/wordprocessingCanvas" xmlns:cx="http://schemas.microsoft.com/office/drawing/2014/chartex" xmlns:cx1="http://schemas.microsoft.com/office/drawing/2015/9/8/chartex" xmlns:cx2="http://schemas.microsoft.com/office/drawing/2015/10/21/chartex" xmlns:cx3="http://schemas.microsoft.com/office/drawing/2016/5/9/chartex" xmlns:cx4="http://schemas.microsoft.com/office/drawing/2016/5/10/chartex" xmlns:cx5="http://schemas.microsoft.com/office/drawing/2016/5/11/chartex" xmlns:cx6="http://schemas.microsoft.com/office/drawing/2016/5/12/chartex" xmlns:cx7="http://schemas.microsoft.com/office/drawing/2016/5/13/chartex" xmlns:cx8="http://schemas.microsoft.com/office/drawing/2016/5/14/chartex" xmlns:mc="http://schemas.openxmlformats.org/markup-compatibility/2006" xmlns:aink="http://schemas.microsoft.com/office/drawing/2016/ink" xmlns:am3d="http://schemas.microsoft.com/office/drawing/2017/model3d" xmlns:o="urn:schemas-microsoft-com:office:office" xmlns:r="http://schemas.openxmlformats.org/officeDocument/2006/relationships" xmlns:m="http://schemas.openxmlformats.org/officeDocument/2006/math" xmlns:v="urn:schemas-microsoft-com:vml" xmlns:wp14="http://schemas.microsoft.com/office/word/2010/wordprocessingDrawing" xmlns:wp="http://schemas.openxmlformats.org/drawingml/2006/wordprocessingDrawing" xmlns:w10="urn:schemas-microsoft-com:office:word" xmlns:w="http://schemas.openxmlformats.org/wordprocessingml/2006/main" xmlns:w14="http://schemas.microsoft.com/office/word/2010/wordml" xmlns:w15="http://schemas.microsoft.com/office/word/2012/wordml" xmlns:w16cex="http://schemas.microsoft.com/office/word/2018/wordml/cex" xmlns:w16cid="http://schemas.microsoft.com/office/word/2016/wordml/cid" xmlns:w16="http://schemas.microsoft.com/office/word/2018/wordml" xmlns:w16sdtdh="http://schemas.microsoft.com/office/word/2020/wordml/sdtdatahash" xmlns:w16se="http://schemas.microsoft.com/office/word/2015/wordml/symex" xmlns:wpg="http://schemas.microsoft.com/office/word/2010/wordprocessingGroup" xmlns:wpi="http://schemas.microsoft.com/office/word/2010/wordprocessingInk" xmlns:wne="http://schemas.microsoft.com/office/word/2006/wordml" xmlns:wps="http://schemas.microsoft.com/office/word/2010/wordprocessingShape" mc:Ignorable="w14 w15 w16se w16cid w16 w16cex w16sdtdh wp14">
   <w:p>
     <w:pPr>
       <w:pStyle w:val="Footer"/>
@@ -1532,7 +1848,7 @@
               <v:stroke joinstyle="miter"/>
               <v:path gradientshapeok="t" o:connecttype="rect"/>
             </v:shapetype>
-            <v:shape id="_x0000_s1030" type="#_x0000_t202" alt="Sensitivity: COMMERCIALLY CONFIDENTIAL" style="position:absolute;left:0;text-align:left;margin-left:142.9pt;margin-top:0;width:194.1pt;height:28.15pt;z-index:251658244;visibility:visible;mso-wrap-style:none;mso-wrap-distance-left:0;mso-wrap-distance-top:0;mso-wrap-distance-right:0;mso-wrap-distance-bottom:0;mso-position-horizontal:right;mso-position-horizontal-relative:page;mso-position-vertical:bottom;mso-position-vertical-relative:page;v-text-anchor:bottom" o:gfxdata="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" filled="f" stroked="f">
+            <v:shape id="_x0000_s1030" type="#_x0000_t202" alt="Sensitivity: COMMERCIALLY CONFIDENTIAL" style="position:absolute;left:0;text-align:left;margin-left:142.9pt;margin-top:0;width:194.1pt;height:28.15pt;z-index:251658244;visibility:visible;mso-wrap-style:none;mso-wrap-distance-left:0;mso-wrap-distance-top:0;mso-wrap-distance-right:0;mso-wrap-distance-bottom:0;mso-position-horizontal:right;mso-position-horizontal-relative:page;mso-position-vertical:bottom;mso-position-vertical-relative:page;v-text-anchor:bottom" o:gfxdata="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" filled="f" stroked="f">
               <v:textbox style="mso-fit-shape-to-text:t" inset="0,0,20pt,15pt">
                 <w:txbxContent>
                   <w:p>
@@ -1638,7 +1954,7 @@
 </file>
 
 <file path=word/footer2.xml><?xml version="1.0" encoding="utf-8"?>
-<w:ftr xmlns:wpc="http://schemas.microsoft.com/office/word/2010/wordprocessingCanvas" xmlns:cx="http://schemas.microsoft.com/office/drawing/2014/chartex" xmlns:cx1="http://schemas.microsoft.com/office/drawing/2015/9/8/chartex" xmlns:cx2="http://schemas.microsoft.com/office/drawing/2015/10/21/chartex" xmlns:cx3="http://schemas.microsoft.com/office/drawing/2016/5/9/chartex" xmlns:cx4="http://schemas.microsoft.com/office/drawing/2016/5/10/chartex" xmlns:cx5="http://schemas.microsoft.com/office/drawing/2016/5/11/chartex" xmlns:cx6="http://schemas.microsoft.com/office/drawing/2016/5/12/chartex" xmlns:cx7="http://schemas.microsoft.com/office/drawing/2016/5/13/chartex" xmlns:cx8="http://schemas.microsoft.com/office/drawing/2016/5/14/chartex" xmlns:mc="http://schemas.openxmlformats.org/markup-compatibility/2006" xmlns:aink="http://schemas.microsoft.com/office/drawing/2016/ink" xmlns:am3d="http://schemas.microsoft.com/office/drawing/2017/model3d" xmlns:o="urn:schemas-microsoft-com:office:office" xmlns:oel="http://schemas.microsoft.com/office/2019/extlst" xmlns:r="http://schemas.openxmlformats.org/officeDocument/2006/relationships" xmlns:m="http://schemas.openxmlformats.org/officeDocument/2006/math" xmlns:v="urn:schemas-microsoft-com:vml" xmlns:wp14="http://schemas.microsoft.com/office/word/2010/wordprocessingDrawing" xmlns:wp="http://schemas.openxmlformats.org/drawingml/2006/wordprocessingDrawing" xmlns:w10="urn:schemas-microsoft-com:office:word" xmlns:w="http://schemas.openxmlformats.org/wordprocessingml/2006/main" xmlns:w14="http://schemas.microsoft.com/office/word/2010/wordml" xmlns:w15="http://schemas.microsoft.com/office/word/2012/wordml" xmlns:w16cex="http://schemas.microsoft.com/office/word/2018/wordml/cex" xmlns:w16cid="http://schemas.microsoft.com/office/word/2016/wordml/cid" xmlns:w16="http://schemas.microsoft.com/office/word/2018/wordml" xmlns:w16du="http://schemas.microsoft.com/office/word/2023/wordml/word16du" xmlns:w16sdtdh="http://schemas.microsoft.com/office/word/2020/wordml/sdtdatahash" xmlns:w16sdtfl="http://schemas.microsoft.com/office/word/2024/wordml/sdtformatlock" xmlns:w16se="http://schemas.microsoft.com/office/word/2015/wordml/symex" xmlns:wpg="http://schemas.microsoft.com/office/word/2010/wordprocessingGroup" xmlns:wpi="http://schemas.microsoft.com/office/word/2010/wordprocessingInk" xmlns:wne="http://schemas.microsoft.com/office/word/2006/wordml" xmlns:wps="http://schemas.microsoft.com/office/word/2010/wordprocessingShape" mc:Ignorable="w14 w15 w16se w16cid w16 w16cex w16sdtdh w16sdtfl w16du wp14">
+<w:ftr xmlns:wpc="http://schemas.microsoft.com/office/word/2010/wordprocessingCanvas" xmlns:cx="http://schemas.microsoft.com/office/drawing/2014/chartex" xmlns:cx1="http://schemas.microsoft.com/office/drawing/2015/9/8/chartex" xmlns:cx2="http://schemas.microsoft.com/office/drawing/2015/10/21/chartex" xmlns:cx3="http://schemas.microsoft.com/office/drawing/2016/5/9/chartex" xmlns:cx4="http://schemas.microsoft.com/office/drawing/2016/5/10/chartex" xmlns:cx5="http://schemas.microsoft.com/office/drawing/2016/5/11/chartex" xmlns:cx6="http://schemas.microsoft.com/office/drawing/2016/5/12/chartex" xmlns:cx7="http://schemas.microsoft.com/office/drawing/2016/5/13/chartex" xmlns:cx8="http://schemas.microsoft.com/office/drawing/2016/5/14/chartex" xmlns:mc="http://schemas.openxmlformats.org/markup-compatibility/2006" xmlns:aink="http://schemas.microsoft.com/office/drawing/2016/ink" xmlns:am3d="http://schemas.microsoft.com/office/drawing/2017/model3d" xmlns:o="urn:schemas-microsoft-com:office:office" xmlns:r="http://schemas.openxmlformats.org/officeDocument/2006/relationships" xmlns:m="http://schemas.openxmlformats.org/officeDocument/2006/math" xmlns:v="urn:schemas-microsoft-com:vml" xmlns:wp14="http://schemas.microsoft.com/office/word/2010/wordprocessingDrawing" xmlns:wp="http://schemas.openxmlformats.org/drawingml/2006/wordprocessingDrawing" xmlns:w10="urn:schemas-microsoft-com:office:word" xmlns:w="http://schemas.openxmlformats.org/wordprocessingml/2006/main" xmlns:w14="http://schemas.microsoft.com/office/word/2010/wordml" xmlns:w15="http://schemas.microsoft.com/office/word/2012/wordml" xmlns:w16cex="http://schemas.microsoft.com/office/word/2018/wordml/cex" xmlns:w16cid="http://schemas.microsoft.com/office/word/2016/wordml/cid" xmlns:w16="http://schemas.microsoft.com/office/word/2018/wordml" xmlns:w16sdtdh="http://schemas.microsoft.com/office/word/2020/wordml/sdtdatahash" xmlns:w16se="http://schemas.microsoft.com/office/word/2015/wordml/symex" xmlns:wpg="http://schemas.microsoft.com/office/word/2010/wordprocessingGroup" xmlns:wpi="http://schemas.microsoft.com/office/word/2010/wordprocessingInk" xmlns:wne="http://schemas.microsoft.com/office/word/2006/wordml" xmlns:wps="http://schemas.microsoft.com/office/word/2010/wordprocessingShape" mc:Ignorable="w14 w15 w16se w16cid w16 w16cex w16sdtdh wp14">
   <w:tbl>
     <w:tblPr>
       <w:tblStyle w:val="TableGrid"/>
@@ -1647,9 +1963,9 @@
       <w:tblLook w:val="04A0" w:firstRow="1" w:lastRow="0" w:firstColumn="1" w:lastColumn="0" w:noHBand="0" w:noVBand="1"/>
     </w:tblPr>
     <w:tblGrid>
-      <w:gridCol w:w="5134"/>
-      <w:gridCol w:w="930"/>
-      <w:gridCol w:w="4710"/>
+      <w:gridCol w:w="5118"/>
+      <w:gridCol w:w="929"/>
+      <w:gridCol w:w="4727"/>
     </w:tblGrid>
     <w:tr>
       <w:trPr>
@@ -1857,7 +2173,7 @@
                     <v:stroke joinstyle="miter"/>
                     <v:path gradientshapeok="t" o:connecttype="rect"/>
                   </v:shapetype>
-                  <v:shape id="Text Box 3" o:spid="_x0000_s1031" type="#_x0000_t202" alt="Sensitivity: COMMERCIALLY CONFIDENTIAL" style="position:absolute;left:0;text-align:left;margin-left:42.15pt;margin-top:-22.45pt;width:194.1pt;height:28.15pt;z-index:251658245;visibility:visible;mso-wrap-style:none;mso-wrap-distance-left:0;mso-wrap-distance-top:0;mso-wrap-distance-right:0;mso-wrap-distance-bottom:0;mso-position-horizontal:absolute;mso-position-horizontal-relative:page;mso-position-vertical:absolute;mso-position-vertical-relative:page;v-text-anchor:bottom" o:gfxdata="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" filled="f" stroked="f">
+                  <v:shape id="Text Box 3" o:spid="_x0000_s1031" type="#_x0000_t202" alt="Sensitivity: COMMERCIALLY CONFIDENTIAL" style="position:absolute;left:0;text-align:left;margin-left:42.15pt;margin-top:-22.45pt;width:194.1pt;height:28.15pt;z-index:251658245;visibility:visible;mso-wrap-style:none;mso-wrap-distance-left:0;mso-wrap-distance-top:0;mso-wrap-distance-right:0;mso-wrap-distance-bottom:0;mso-position-horizontal:absolute;mso-position-horizontal-relative:page;mso-position-vertical:absolute;mso-position-vertical-relative:page;v-text-anchor:bottom" o:gfxdata="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" filled="f" stroked="f">
                     <v:textbox style="mso-fit-shape-to-text:t" inset="0,0,20pt,15pt">
                       <w:txbxContent>
                         <w:p>
@@ -1968,7 +2284,7 @@
 </file>
 
 <file path=word/footer3.xml><?xml version="1.0" encoding="utf-8"?>
-<w:ftr xmlns:wpc="http://schemas.microsoft.com/office/word/2010/wordprocessingCanvas" xmlns:cx="http://schemas.microsoft.com/office/drawing/2014/chartex" xmlns:cx1="http://schemas.microsoft.com/office/drawing/2015/9/8/chartex" xmlns:cx2="http://schemas.microsoft.com/office/drawing/2015/10/21/chartex" xmlns:cx3="http://schemas.microsoft.com/office/drawing/2016/5/9/chartex" xmlns:cx4="http://schemas.microsoft.com/office/drawing/2016/5/10/chartex" xmlns:cx5="http://schemas.microsoft.com/office/drawing/2016/5/11/chartex" xmlns:cx6="http://schemas.microsoft.com/office/drawing/2016/5/12/chartex" xmlns:cx7="http://schemas.microsoft.com/office/drawing/2016/5/13/chartex" xmlns:cx8="http://schemas.microsoft.com/office/drawing/2016/5/14/chartex" xmlns:mc="http://schemas.openxmlformats.org/markup-compatibility/2006" xmlns:aink="http://schemas.microsoft.com/office/drawing/2016/ink" xmlns:am3d="http://schemas.microsoft.com/office/drawing/2017/model3d" xmlns:o="urn:schemas-microsoft-com:office:office" xmlns:oel="http://schemas.microsoft.com/office/2019/extlst" xmlns:r="http://schemas.openxmlformats.org/officeDocument/2006/relationships" xmlns:m="http://schemas.openxmlformats.org/officeDocument/2006/math" xmlns:v="urn:schemas-microsoft-com:vml" xmlns:wp14="http://schemas.microsoft.com/office/word/2010/wordprocessingDrawing" xmlns:wp="http://schemas.openxmlformats.org/drawingml/2006/wordprocessingDrawing" xmlns:w10="urn:schemas-microsoft-com:office:word" xmlns:w="http://schemas.openxmlformats.org/wordprocessingml/2006/main" xmlns:w14="http://schemas.microsoft.com/office/word/2010/wordml" xmlns:w15="http://schemas.microsoft.com/office/word/2012/wordml" xmlns:w16cex="http://schemas.microsoft.com/office/word/2018/wordml/cex" xmlns:w16cid="http://schemas.microsoft.com/office/word/2016/wordml/cid" xmlns:w16="http://schemas.microsoft.com/office/word/2018/wordml" xmlns:w16du="http://schemas.microsoft.com/office/word/2023/wordml/word16du" xmlns:w16sdtdh="http://schemas.microsoft.com/office/word/2020/wordml/sdtdatahash" xmlns:w16sdtfl="http://schemas.microsoft.com/office/word/2024/wordml/sdtformatlock" xmlns:w16se="http://schemas.microsoft.com/office/word/2015/wordml/symex" xmlns:wpg="http://schemas.microsoft.com/office/word/2010/wordprocessingGroup" xmlns:wpi="http://schemas.microsoft.com/office/word/2010/wordprocessingInk" xmlns:wne="http://schemas.microsoft.com/office/word/2006/wordml" xmlns:wps="http://schemas.microsoft.com/office/word/2010/wordprocessingShape" mc:Ignorable="w14 w15 w16se w16cid w16 w16cex w16sdtdh w16sdtfl w16du wp14">
+<w:ftr xmlns:wpc="http://schemas.microsoft.com/office/word/2010/wordprocessingCanvas" xmlns:cx="http://schemas.microsoft.com/office/drawing/2014/chartex" xmlns:cx1="http://schemas.microsoft.com/office/drawing/2015/9/8/chartex" xmlns:cx2="http://schemas.microsoft.com/office/drawing/2015/10/21/chartex" xmlns:cx3="http://schemas.microsoft.com/office/drawing/2016/5/9/chartex" xmlns:cx4="http://schemas.microsoft.com/office/drawing/2016/5/10/chartex" xmlns:cx5="http://schemas.microsoft.com/office/drawing/2016/5/11/chartex" xmlns:cx6="http://schemas.microsoft.com/office/drawing/2016/5/12/chartex" xmlns:cx7="http://schemas.microsoft.com/office/drawing/2016/5/13/chartex" xmlns:cx8="http://schemas.microsoft.com/office/drawing/2016/5/14/chartex" xmlns:mc="http://schemas.openxmlformats.org/markup-compatibility/2006" xmlns:aink="http://schemas.microsoft.com/office/drawing/2016/ink" xmlns:am3d="http://schemas.microsoft.com/office/drawing/2017/model3d" xmlns:o="urn:schemas-microsoft-com:office:office" xmlns:r="http://schemas.openxmlformats.org/officeDocument/2006/relationships" xmlns:m="http://schemas.openxmlformats.org/officeDocument/2006/math" xmlns:v="urn:schemas-microsoft-com:vml" xmlns:wp14="http://schemas.microsoft.com/office/word/2010/wordprocessingDrawing" xmlns:wp="http://schemas.openxmlformats.org/drawingml/2006/wordprocessingDrawing" xmlns:w10="urn:schemas-microsoft-com:office:word" xmlns:w="http://schemas.openxmlformats.org/wordprocessingml/2006/main" xmlns:w14="http://schemas.microsoft.com/office/word/2010/wordml" xmlns:w15="http://schemas.microsoft.com/office/word/2012/wordml" xmlns:w16cex="http://schemas.microsoft.com/office/word/2018/wordml/cex" xmlns:w16cid="http://schemas.microsoft.com/office/word/2016/wordml/cid" xmlns:w16="http://schemas.microsoft.com/office/word/2018/wordml" xmlns:w16sdtdh="http://schemas.microsoft.com/office/word/2020/wordml/sdtdatahash" xmlns:w16se="http://schemas.microsoft.com/office/word/2015/wordml/symex" xmlns:wpg="http://schemas.microsoft.com/office/word/2010/wordprocessingGroup" xmlns:wpi="http://schemas.microsoft.com/office/word/2010/wordprocessingInk" xmlns:wne="http://schemas.microsoft.com/office/word/2006/wordml" xmlns:wps="http://schemas.microsoft.com/office/word/2010/wordprocessingShape" mc:Ignorable="w14 w15 w16se w16cid w16 w16cex w16sdtdh wp14">
   <w:p>
     <w:pPr>
       <w:pStyle w:val="Footer"/>
@@ -2061,7 +2377,7 @@
               <v:stroke joinstyle="miter"/>
               <v:path gradientshapeok="t" o:connecttype="rect"/>
             </v:shapetype>
-            <v:shape id="Text Box 1" o:spid="_x0000_s1032" type="#_x0000_t202" alt="Sensitivity: COMMERCIALLY CONFIDENTIAL" style="position:absolute;left:0;text-align:left;margin-left:142.9pt;margin-top:0;width:194.1pt;height:28.15pt;z-index:251658243;visibility:visible;mso-wrap-style:none;mso-wrap-distance-left:0;mso-wrap-distance-top:0;mso-wrap-distance-right:0;mso-wrap-distance-bottom:0;mso-position-horizontal:right;mso-position-horizontal-relative:page;mso-position-vertical:bottom;mso-position-vertical-relative:page;v-text-anchor:bottom" o:gfxdata="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" filled="f" stroked="f">
+            <v:shape id="Text Box 1" o:spid="_x0000_s1032" type="#_x0000_t202" alt="Sensitivity: COMMERCIALLY CONFIDENTIAL" style="position:absolute;left:0;text-align:left;margin-left:142.9pt;margin-top:0;width:194.1pt;height:28.15pt;z-index:251658243;visibility:visible;mso-wrap-style:none;mso-wrap-distance-left:0;mso-wrap-distance-top:0;mso-wrap-distance-right:0;mso-wrap-distance-bottom:0;mso-position-horizontal:right;mso-position-horizontal-relative:page;mso-position-vertical:bottom;mso-position-vertical-relative:page;v-text-anchor:bottom" o:gfxdata="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" filled="f" stroked="f">
               <v:textbox style="mso-fit-shape-to-text:t" inset="0,0,20pt,15pt">
                 <w:txbxContent>
                   <w:p>
@@ -2099,7 +2415,7 @@
 </file>
 
 <file path=word/footnotes.xml><?xml version="1.0" encoding="utf-8"?>
-<w:footnotes xmlns:wpc="http://schemas.microsoft.com/office/word/2010/wordprocessingCanvas" xmlns:cx="http://schemas.microsoft.com/office/drawing/2014/chartex" xmlns:cx1="http://schemas.microsoft.com/office/drawing/2015/9/8/chartex" xmlns:cx2="http://schemas.microsoft.com/office/drawing/2015/10/21/chartex" xmlns:cx3="http://schemas.microsoft.com/office/drawing/2016/5/9/chartex" xmlns:cx4="http://schemas.microsoft.com/office/drawing/2016/5/10/chartex" xmlns:cx5="http://schemas.microsoft.com/office/drawing/2016/5/11/chartex" xmlns:cx6="http://schemas.microsoft.com/office/drawing/2016/5/12/chartex" xmlns:cx7="http://schemas.microsoft.com/office/drawing/2016/5/13/chartex" xmlns:cx8="http://schemas.microsoft.com/office/drawing/2016/5/14/chartex" xmlns:mc="http://schemas.openxmlformats.org/markup-compatibility/2006" xmlns:aink="http://schemas.microsoft.com/office/drawing/2016/ink" xmlns:am3d="http://schemas.microsoft.com/office/drawing/2017/model3d" xmlns:o="urn:schemas-microsoft-com:office:office" xmlns:oel="http://schemas.microsoft.com/office/2019/extlst" xmlns:r="http://schemas.openxmlformats.org/officeDocument/2006/relationships" xmlns:m="http://schemas.openxmlformats.org/officeDocument/2006/math" xmlns:v="urn:schemas-microsoft-com:vml" xmlns:wp14="http://schemas.microsoft.com/office/word/2010/wordprocessingDrawing" xmlns:wp="http://schemas.openxmlformats.org/drawingml/2006/wordprocessingDrawing" xmlns:w10="urn:schemas-microsoft-com:office:word" xmlns:w="http://schemas.openxmlformats.org/wordprocessingml/2006/main" xmlns:w14="http://schemas.microsoft.com/office/word/2010/wordml" xmlns:w15="http://schemas.microsoft.com/office/word/2012/wordml" xmlns:w16cex="http://schemas.microsoft.com/office/word/2018/wordml/cex" xmlns:w16cid="http://schemas.microsoft.com/office/word/2016/wordml/cid" xmlns:w16="http://schemas.microsoft.com/office/word/2018/wordml" xmlns:w16du="http://schemas.microsoft.com/office/word/2023/wordml/word16du" xmlns:w16sdtdh="http://schemas.microsoft.com/office/word/2020/wordml/sdtdatahash" xmlns:w16sdtfl="http://schemas.microsoft.com/office/word/2024/wordml/sdtformatlock" xmlns:w16se="http://schemas.microsoft.com/office/word/2015/wordml/symex" xmlns:wpg="http://schemas.microsoft.com/office/word/2010/wordprocessingGroup" xmlns:wpi="http://schemas.microsoft.com/office/word/2010/wordprocessingInk" xmlns:wne="http://schemas.microsoft.com/office/word/2006/wordml" xmlns:wps="http://schemas.microsoft.com/office/word/2010/wordprocessingShape" mc:Ignorable="w14 w15 w16se w16cid w16 w16cex w16sdtdh w16sdtfl w16du wp14">
+<w:footnotes xmlns:wpc="http://schemas.microsoft.com/office/word/2010/wordprocessingCanvas" xmlns:cx="http://schemas.microsoft.com/office/drawing/2014/chartex" xmlns:cx1="http://schemas.microsoft.com/office/drawing/2015/9/8/chartex" xmlns:cx2="http://schemas.microsoft.com/office/drawing/2015/10/21/chartex" xmlns:cx3="http://schemas.microsoft.com/office/drawing/2016/5/9/chartex" xmlns:cx4="http://schemas.microsoft.com/office/drawing/2016/5/10/chartex" xmlns:cx5="http://schemas.microsoft.com/office/drawing/2016/5/11/chartex" xmlns:cx6="http://schemas.microsoft.com/office/drawing/2016/5/12/chartex" xmlns:cx7="http://schemas.microsoft.com/office/drawing/2016/5/13/chartex" xmlns:cx8="http://schemas.microsoft.com/office/drawing/2016/5/14/chartex" xmlns:mc="http://schemas.openxmlformats.org/markup-compatibility/2006" xmlns:aink="http://schemas.microsoft.com/office/drawing/2016/ink" xmlns:am3d="http://schemas.microsoft.com/office/drawing/2017/model3d" xmlns:o="urn:schemas-microsoft-com:office:office" xmlns:r="http://schemas.openxmlformats.org/officeDocument/2006/relationships" xmlns:m="http://schemas.openxmlformats.org/officeDocument/2006/math" xmlns:v="urn:schemas-microsoft-com:vml" xmlns:wp14="http://schemas.microsoft.com/office/word/2010/wordprocessingDrawing" xmlns:wp="http://schemas.openxmlformats.org/drawingml/2006/wordprocessingDrawing" xmlns:w10="urn:schemas-microsoft-com:office:word" xmlns:w="http://schemas.openxmlformats.org/wordprocessingml/2006/main" xmlns:w14="http://schemas.microsoft.com/office/word/2010/wordml" xmlns:w15="http://schemas.microsoft.com/office/word/2012/wordml" xmlns:w16cex="http://schemas.microsoft.com/office/word/2018/wordml/cex" xmlns:w16cid="http://schemas.microsoft.com/office/word/2016/wordml/cid" xmlns:w16="http://schemas.microsoft.com/office/word/2018/wordml" xmlns:w16sdtdh="http://schemas.microsoft.com/office/word/2020/wordml/sdtdatahash" xmlns:w16se="http://schemas.microsoft.com/office/word/2015/wordml/symex" xmlns:wpg="http://schemas.microsoft.com/office/word/2010/wordprocessingGroup" xmlns:wpi="http://schemas.microsoft.com/office/word/2010/wordprocessingInk" xmlns:wne="http://schemas.microsoft.com/office/word/2006/wordml" xmlns:wps="http://schemas.microsoft.com/office/word/2010/wordprocessingShape" mc:Ignorable="w14 w15 w16se w16cid w16 w16cex w16sdtdh wp14">
   <w:footnote w:type="separator" w:id="-1">
     <w:p>
       <w:r>
@@ -2129,7 +2445,7 @@
 </file>
 
 <file path=word/header1.xml><?xml version="1.0" encoding="utf-8"?>
-<w:hdr xmlns:wpc="http://schemas.microsoft.com/office/word/2010/wordprocessingCanvas" xmlns:cx="http://schemas.microsoft.com/office/drawing/2014/chartex" xmlns:cx1="http://schemas.microsoft.com/office/drawing/2015/9/8/chartex" xmlns:cx2="http://schemas.microsoft.com/office/drawing/2015/10/21/chartex" xmlns:cx3="http://schemas.microsoft.com/office/drawing/2016/5/9/chartex" xmlns:cx4="http://schemas.microsoft.com/office/drawing/2016/5/10/chartex" xmlns:cx5="http://schemas.microsoft.com/office/drawing/2016/5/11/chartex" xmlns:cx6="http://schemas.microsoft.com/office/drawing/2016/5/12/chartex" xmlns:cx7="http://schemas.microsoft.com/office/drawing/2016/5/13/chartex" xmlns:cx8="http://schemas.microsoft.com/office/drawing/2016/5/14/chartex" xmlns:mc="http://schemas.openxmlformats.org/markup-compatibility/2006" xmlns:aink="http://schemas.microsoft.com/office/drawing/2016/ink" xmlns:am3d="http://schemas.microsoft.com/office/drawing/2017/model3d" xmlns:o="urn:schemas-microsoft-com:office:office" xmlns:oel="http://schemas.microsoft.com/office/2019/extlst" xmlns:r="http://schemas.openxmlformats.org/officeDocument/2006/relationships" xmlns:m="http://schemas.openxmlformats.org/officeDocument/2006/math" xmlns:v="urn:schemas-microsoft-com:vml" xmlns:wp14="http://schemas.microsoft.com/office/word/2010/wordprocessingDrawing" xmlns:wp="http://schemas.openxmlformats.org/drawingml/2006/wordprocessingDrawing" xmlns:w10="urn:schemas-microsoft-com:office:word" xmlns:w="http://schemas.openxmlformats.org/wordprocessingml/2006/main" xmlns:w14="http://schemas.microsoft.com/office/word/2010/wordml" xmlns:w15="http://schemas.microsoft.com/office/word/2012/wordml" xmlns:w16cex="http://schemas.microsoft.com/office/word/2018/wordml/cex" xmlns:w16cid="http://schemas.microsoft.com/office/word/2016/wordml/cid" xmlns:w16="http://schemas.microsoft.com/office/word/2018/wordml" xmlns:w16du="http://schemas.microsoft.com/office/word/2023/wordml/word16du" xmlns:w16sdtdh="http://schemas.microsoft.com/office/word/2020/wordml/sdtdatahash" xmlns:w16sdtfl="http://schemas.microsoft.com/office/word/2024/wordml/sdtformatlock" xmlns:w16se="http://schemas.microsoft.com/office/word/2015/wordml/symex" xmlns:wpg="http://schemas.microsoft.com/office/word/2010/wordprocessingGroup" xmlns:wpi="http://schemas.microsoft.com/office/word/2010/wordprocessingInk" xmlns:wne="http://schemas.microsoft.com/office/word/2006/wordml" xmlns:wps="http://schemas.microsoft.com/office/word/2010/wordprocessingShape" mc:Ignorable="w14 w15 w16se w16cid w16 w16cex w16sdtdh w16sdtfl w16du wp14">
+<w:hdr xmlns:wpc="http://schemas.microsoft.com/office/word/2010/wordprocessingCanvas" xmlns:cx="http://schemas.microsoft.com/office/drawing/2014/chartex" xmlns:cx1="http://schemas.microsoft.com/office/drawing/2015/9/8/chartex" xmlns:cx2="http://schemas.microsoft.com/office/drawing/2015/10/21/chartex" xmlns:cx3="http://schemas.microsoft.com/office/drawing/2016/5/9/chartex" xmlns:cx4="http://schemas.microsoft.com/office/drawing/2016/5/10/chartex" xmlns:cx5="http://schemas.microsoft.com/office/drawing/2016/5/11/chartex" xmlns:cx6="http://schemas.microsoft.com/office/drawing/2016/5/12/chartex" xmlns:cx7="http://schemas.microsoft.com/office/drawing/2016/5/13/chartex" xmlns:cx8="http://schemas.microsoft.com/office/drawing/2016/5/14/chartex" xmlns:mc="http://schemas.openxmlformats.org/markup-compatibility/2006" xmlns:aink="http://schemas.microsoft.com/office/drawing/2016/ink" xmlns:am3d="http://schemas.microsoft.com/office/drawing/2017/model3d" xmlns:o="urn:schemas-microsoft-com:office:office" xmlns:r="http://schemas.openxmlformats.org/officeDocument/2006/relationships" xmlns:m="http://schemas.openxmlformats.org/officeDocument/2006/math" xmlns:v="urn:schemas-microsoft-com:vml" xmlns:wp14="http://schemas.microsoft.com/office/word/2010/wordprocessingDrawing" xmlns:wp="http://schemas.openxmlformats.org/drawingml/2006/wordprocessingDrawing" xmlns:w10="urn:schemas-microsoft-com:office:word" xmlns:w="http://schemas.openxmlformats.org/wordprocessingml/2006/main" xmlns:w14="http://schemas.microsoft.com/office/word/2010/wordml" xmlns:w15="http://schemas.microsoft.com/office/word/2012/wordml" xmlns:w16cex="http://schemas.microsoft.com/office/word/2018/wordml/cex" xmlns:w16cid="http://schemas.microsoft.com/office/word/2016/wordml/cid" xmlns:w16="http://schemas.microsoft.com/office/word/2018/wordml" xmlns:w16sdtdh="http://schemas.microsoft.com/office/word/2020/wordml/sdtdatahash" xmlns:w16se="http://schemas.microsoft.com/office/word/2015/wordml/symex" xmlns:wpg="http://schemas.microsoft.com/office/word/2010/wordprocessingGroup" xmlns:wpi="http://schemas.microsoft.com/office/word/2010/wordprocessingInk" xmlns:wne="http://schemas.microsoft.com/office/word/2006/wordml" xmlns:wps="http://schemas.microsoft.com/office/word/2010/wordprocessingShape" mc:Ignorable="w14 w15 w16se w16cid w16 w16cex w16sdtdh wp14">
   <w:p>
     <w:r>
       <w:rPr>
@@ -2201,7 +2517,7 @@
             </wp:anchor>
           </w:drawing>
         </mc:Choice>
-        <mc:Fallback>
+        <mc:Fallback xmlns:w16sdtfl="http://schemas.microsoft.com/office/word/2024/wordml/sdtformatlock" xmlns:w16du="http://schemas.microsoft.com/office/word/2023/wordml/word16du" xmlns:oel="http://schemas.microsoft.com/office/2019/extlst">
           <w:pict>
             <v:rect w14:anchorId="37CD1CF1" id="Rectangle 1" o:spid="_x0000_s1026" style="position:absolute;margin-left:-72.75pt;margin-top:-70.5pt;width:595pt;height:100.8pt;z-index:-251658240;visibility:visible;mso-wrap-style:square;mso-height-percent:0;mso-wrap-distance-left:9pt;mso-wrap-distance-top:0;mso-wrap-distance-right:9pt;mso-wrap-distance-bottom:0;mso-position-horizontal:absolute;mso-position-horizontal-relative:text;mso-position-vertical:absolute;mso-position-vertical-relative:text;mso-height-percent:0;mso-height-relative:margin;v-text-anchor:middle" o:gfxdata="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" fillcolor="white [3212]" stroked="f" strokeweight="1pt"/>
           </w:pict>
@@ -2339,7 +2655,7 @@
 </file>
 
 <file path=word/numbering.xml><?xml version="1.0" encoding="utf-8"?>
-<w:numbering xmlns:wpc="http://schemas.microsoft.com/office/word/2010/wordprocessingCanvas" xmlns:cx="http://schemas.microsoft.com/office/drawing/2014/chartex" xmlns:cx1="http://schemas.microsoft.com/office/drawing/2015/9/8/chartex" xmlns:cx2="http://schemas.microsoft.com/office/drawing/2015/10/21/chartex" xmlns:cx3="http://schemas.microsoft.com/office/drawing/2016/5/9/chartex" xmlns:cx4="http://schemas.microsoft.com/office/drawing/2016/5/10/chartex" xmlns:cx5="http://schemas.microsoft.com/office/drawing/2016/5/11/chartex" xmlns:cx6="http://schemas.microsoft.com/office/drawing/2016/5/12/chartex" xmlns:cx7="http://schemas.microsoft.com/office/drawing/2016/5/13/chartex" xmlns:cx8="http://schemas.microsoft.com/office/drawing/2016/5/14/chartex" xmlns:mc="http://schemas.openxmlformats.org/markup-compatibility/2006" xmlns:aink="http://schemas.microsoft.com/office/drawing/2016/ink" xmlns:am3d="http://schemas.microsoft.com/office/drawing/2017/model3d" xmlns:o="urn:schemas-microsoft-com:office:office" xmlns:oel="http://schemas.microsoft.com/office/2019/extlst" xmlns:r="http://schemas.openxmlformats.org/officeDocument/2006/relationships" xmlns:m="http://schemas.openxmlformats.org/officeDocument/2006/math" xmlns:v="urn:schemas-microsoft-com:vml" xmlns:wp14="http://schemas.microsoft.com/office/word/2010/wordprocessingDrawing" xmlns:wp="http://schemas.openxmlformats.org/drawingml/2006/wordprocessingDrawing" xmlns:w10="urn:schemas-microsoft-com:office:word" xmlns:w="http://schemas.openxmlformats.org/wordprocessingml/2006/main" xmlns:w14="http://schemas.microsoft.com/office/word/2010/wordml" xmlns:w15="http://schemas.microsoft.com/office/word/2012/wordml" xmlns:w16cex="http://schemas.microsoft.com/office/word/2018/wordml/cex" xmlns:w16cid="http://schemas.microsoft.com/office/word/2016/wordml/cid" xmlns:w16="http://schemas.microsoft.com/office/word/2018/wordml" xmlns:w16du="http://schemas.microsoft.com/office/word/2023/wordml/word16du" xmlns:w16sdtdh="http://schemas.microsoft.com/office/word/2020/wordml/sdtdatahash" xmlns:w16sdtfl="http://schemas.microsoft.com/office/word/2024/wordml/sdtformatlock" xmlns:w16se="http://schemas.microsoft.com/office/word/2015/wordml/symex" xmlns:wpg="http://schemas.microsoft.com/office/word/2010/wordprocessingGroup" xmlns:wpi="http://schemas.microsoft.com/office/word/2010/wordprocessingInk" xmlns:wne="http://schemas.microsoft.com/office/word/2006/wordml" xmlns:wps="http://schemas.microsoft.com/office/word/2010/wordprocessingShape" mc:Ignorable="w14 w15 w16se w16cid w16 w16cex w16sdtdh w16sdtfl w16du wp14">
+<w:numbering xmlns:wpc="http://schemas.microsoft.com/office/word/2010/wordprocessingCanvas" xmlns:cx="http://schemas.microsoft.com/office/drawing/2014/chartex" xmlns:cx1="http://schemas.microsoft.com/office/drawing/2015/9/8/chartex" xmlns:cx2="http://schemas.microsoft.com/office/drawing/2015/10/21/chartex" xmlns:cx3="http://schemas.microsoft.com/office/drawing/2016/5/9/chartex" xmlns:cx4="http://schemas.microsoft.com/office/drawing/2016/5/10/chartex" xmlns:cx5="http://schemas.microsoft.com/office/drawing/2016/5/11/chartex" xmlns:cx6="http://schemas.microsoft.com/office/drawing/2016/5/12/chartex" xmlns:cx7="http://schemas.microsoft.com/office/drawing/2016/5/13/chartex" xmlns:cx8="http://schemas.microsoft.com/office/drawing/2016/5/14/chartex" xmlns:mc="http://schemas.openxmlformats.org/markup-compatibility/2006" xmlns:aink="http://schemas.microsoft.com/office/drawing/2016/ink" xmlns:am3d="http://schemas.microsoft.com/office/drawing/2017/model3d" xmlns:o="urn:schemas-microsoft-com:office:office" xmlns:r="http://schemas.openxmlformats.org/officeDocument/2006/relationships" xmlns:m="http://schemas.openxmlformats.org/officeDocument/2006/math" xmlns:v="urn:schemas-microsoft-com:vml" xmlns:wp14="http://schemas.microsoft.com/office/word/2010/wordprocessingDrawing" xmlns:wp="http://schemas.openxmlformats.org/drawingml/2006/wordprocessingDrawing" xmlns:w10="urn:schemas-microsoft-com:office:word" xmlns:w="http://schemas.openxmlformats.org/wordprocessingml/2006/main" xmlns:w14="http://schemas.microsoft.com/office/word/2010/wordml" xmlns:w15="http://schemas.microsoft.com/office/word/2012/wordml" xmlns:w16cex="http://schemas.microsoft.com/office/word/2018/wordml/cex" xmlns:w16cid="http://schemas.microsoft.com/office/word/2016/wordml/cid" xmlns:w16="http://schemas.microsoft.com/office/word/2018/wordml" xmlns:w16sdtdh="http://schemas.microsoft.com/office/word/2020/wordml/sdtdatahash" xmlns:w16se="http://schemas.microsoft.com/office/word/2015/wordml/symex" xmlns:wpg="http://schemas.microsoft.com/office/word/2010/wordprocessingGroup" xmlns:wpi="http://schemas.microsoft.com/office/word/2010/wordprocessingInk" xmlns:wne="http://schemas.microsoft.com/office/word/2006/wordml" xmlns:wps="http://schemas.microsoft.com/office/word/2010/wordprocessingShape" mc:Ignorable="w14 w15 w16se w16cid w16 w16cex w16sdtdh wp14">
   <w:abstractNum w:abstractNumId="0" w15:restartNumberingAfterBreak="0">
     <w:nsid w:val="FFFFFF88"/>
     <w:multiLevelType w:val="singleLevel"/>
@@ -2380,6 +2696,119 @@
     </w:lvl>
   </w:abstractNum>
   <w:abstractNum w:abstractNumId="2" w15:restartNumberingAfterBreak="0">
+    <w:nsid w:val="03E46307"/>
+    <w:multiLevelType w:val="hybridMultilevel"/>
+    <w:tmpl w:val="82E6571E"/>
+    <w:lvl w:ilvl="0" w:tplc="04090001">
+      <w:start w:val="1"/>
+      <w:numFmt w:val="bullet"/>
+      <w:lvlText w:val=""/>
+      <w:lvlJc w:val="left"/>
+      <w:pPr>
+        <w:ind w:left="1440" w:hanging="360"/>
+      </w:pPr>
+      <w:rPr>
+        <w:rFonts w:ascii="Symbol" w:hAnsi="Symbol" w:hint="default"/>
+      </w:rPr>
+    </w:lvl>
+    <w:lvl w:ilvl="1" w:tplc="04090003" w:tentative="1">
+      <w:start w:val="1"/>
+      <w:numFmt w:val="bullet"/>
+      <w:lvlText w:val="o"/>
+      <w:lvlJc w:val="left"/>
+      <w:pPr>
+        <w:ind w:left="2160" w:hanging="360"/>
+      </w:pPr>
+      <w:rPr>
+        <w:rFonts w:ascii="Courier New" w:hAnsi="Courier New" w:cs="Courier New" w:hint="default"/>
+      </w:rPr>
+    </w:lvl>
+    <w:lvl w:ilvl="2" w:tplc="04090005" w:tentative="1">
+      <w:start w:val="1"/>
+      <w:numFmt w:val="bullet"/>
+      <w:lvlText w:val=""/>
+      <w:lvlJc w:val="left"/>
+      <w:pPr>
+        <w:ind w:left="2880" w:hanging="360"/>
+      </w:pPr>
+      <w:rPr>
+        <w:rFonts w:ascii="Wingdings" w:hAnsi="Wingdings" w:hint="default"/>
+      </w:rPr>
+    </w:lvl>
+    <w:lvl w:ilvl="3" w:tplc="04090001" w:tentative="1">
+      <w:start w:val="1"/>
+      <w:numFmt w:val="bullet"/>
+      <w:lvlText w:val=""/>
+      <w:lvlJc w:val="left"/>
+      <w:pPr>
+        <w:ind w:left="3600" w:hanging="360"/>
+      </w:pPr>
+      <w:rPr>
+        <w:rFonts w:ascii="Symbol" w:hAnsi="Symbol" w:hint="default"/>
+      </w:rPr>
+    </w:lvl>
+    <w:lvl w:ilvl="4" w:tplc="04090003" w:tentative="1">
+      <w:start w:val="1"/>
+      <w:numFmt w:val="bullet"/>
+      <w:lvlText w:val="o"/>
+      <w:lvlJc w:val="left"/>
+      <w:pPr>
+        <w:ind w:left="4320" w:hanging="360"/>
+      </w:pPr>
+      <w:rPr>
+        <w:rFonts w:ascii="Courier New" w:hAnsi="Courier New" w:cs="Courier New" w:hint="default"/>
+      </w:rPr>
+    </w:lvl>
+    <w:lvl w:ilvl="5" w:tplc="04090005" w:tentative="1">
+      <w:start w:val="1"/>
+      <w:numFmt w:val="bullet"/>
+      <w:lvlText w:val=""/>
+      <w:lvlJc w:val="left"/>
+      <w:pPr>
+        <w:ind w:left="5040" w:hanging="360"/>
+      </w:pPr>
+      <w:rPr>
+        <w:rFonts w:ascii="Wingdings" w:hAnsi="Wingdings" w:hint="default"/>
+      </w:rPr>
+    </w:lvl>
+    <w:lvl w:ilvl="6" w:tplc="04090001" w:tentative="1">
+      <w:start w:val="1"/>
+      <w:numFmt w:val="bullet"/>
+      <w:lvlText w:val=""/>
+      <w:lvlJc w:val="left"/>
+      <w:pPr>
+        <w:ind w:left="5760" w:hanging="360"/>
+      </w:pPr>
+      <w:rPr>
+        <w:rFonts w:ascii="Symbol" w:hAnsi="Symbol" w:hint="default"/>
+      </w:rPr>
+    </w:lvl>
+    <w:lvl w:ilvl="7" w:tplc="04090003" w:tentative="1">
+      <w:start w:val="1"/>
+      <w:numFmt w:val="bullet"/>
+      <w:lvlText w:val="o"/>
+      <w:lvlJc w:val="left"/>
+      <w:pPr>
+        <w:ind w:left="6480" w:hanging="360"/>
+      </w:pPr>
+      <w:rPr>
+        <w:rFonts w:ascii="Courier New" w:hAnsi="Courier New" w:cs="Courier New" w:hint="default"/>
+      </w:rPr>
+    </w:lvl>
+    <w:lvl w:ilvl="8" w:tplc="04090005" w:tentative="1">
+      <w:start w:val="1"/>
+      <w:numFmt w:val="bullet"/>
+      <w:lvlText w:val=""/>
+      <w:lvlJc w:val="left"/>
+      <w:pPr>
+        <w:ind w:left="7200" w:hanging="360"/>
+      </w:pPr>
+      <w:rPr>
+        <w:rFonts w:ascii="Wingdings" w:hAnsi="Wingdings" w:hint="default"/>
+      </w:rPr>
+    </w:lvl>
+  </w:abstractNum>
+  <w:abstractNum w:abstractNumId="3" w15:restartNumberingAfterBreak="0">
     <w:nsid w:val="0C9C724C"/>
     <w:multiLevelType w:val="hybridMultilevel"/>
     <w:tmpl w:val="ADF8B104"/>
@@ -2491,7 +2920,7 @@
       </w:rPr>
     </w:lvl>
   </w:abstractNum>
-  <w:abstractNum w:abstractNumId="3" w15:restartNumberingAfterBreak="0">
+  <w:abstractNum w:abstractNumId="4" w15:restartNumberingAfterBreak="0">
     <w:nsid w:val="0E755C05"/>
     <w:multiLevelType w:val="hybridMultilevel"/>
     <w:tmpl w:val="42FC4D9A"/>
@@ -2614,7 +3043,96 @@
       </w:rPr>
     </w:lvl>
   </w:abstractNum>
-  <w:abstractNum w:abstractNumId="4" w15:restartNumberingAfterBreak="0">
+  <w:abstractNum w:abstractNumId="5" w15:restartNumberingAfterBreak="0">
+    <w:nsid w:val="12D17E9B"/>
+    <w:multiLevelType w:val="hybridMultilevel"/>
+    <w:tmpl w:val="84A08424"/>
+    <w:lvl w:ilvl="0" w:tplc="0409000F">
+      <w:start w:val="1"/>
+      <w:numFmt w:val="decimal"/>
+      <w:lvlText w:val="%1."/>
+      <w:lvlJc w:val="left"/>
+      <w:pPr>
+        <w:ind w:left="720" w:hanging="360"/>
+      </w:pPr>
+      <w:rPr>
+        <w:rFonts w:hint="default"/>
+      </w:rPr>
+    </w:lvl>
+    <w:lvl w:ilvl="1" w:tplc="04090019" w:tentative="1">
+      <w:start w:val="1"/>
+      <w:numFmt w:val="lowerLetter"/>
+      <w:lvlText w:val="%2."/>
+      <w:lvlJc w:val="left"/>
+      <w:pPr>
+        <w:ind w:left="1440" w:hanging="360"/>
+      </w:pPr>
+    </w:lvl>
+    <w:lvl w:ilvl="2" w:tplc="0409001B" w:tentative="1">
+      <w:start w:val="1"/>
+      <w:numFmt w:val="lowerRoman"/>
+      <w:lvlText w:val="%3."/>
+      <w:lvlJc w:val="right"/>
+      <w:pPr>
+        <w:ind w:left="2160" w:hanging="180"/>
+      </w:pPr>
+    </w:lvl>
+    <w:lvl w:ilvl="3" w:tplc="0409000F" w:tentative="1">
+      <w:start w:val="1"/>
+      <w:numFmt w:val="decimal"/>
+      <w:lvlText w:val="%4."/>
+      <w:lvlJc w:val="left"/>
+      <w:pPr>
+        <w:ind w:left="2880" w:hanging="360"/>
+      </w:pPr>
+    </w:lvl>
+    <w:lvl w:ilvl="4" w:tplc="04090019" w:tentative="1">
+      <w:start w:val="1"/>
+      <w:numFmt w:val="lowerLetter"/>
+      <w:lvlText w:val="%5."/>
+      <w:lvlJc w:val="left"/>
+      <w:pPr>
+        <w:ind w:left="3600" w:hanging="360"/>
+      </w:pPr>
+    </w:lvl>
+    <w:lvl w:ilvl="5" w:tplc="0409001B" w:tentative="1">
+      <w:start w:val="1"/>
+      <w:numFmt w:val="lowerRoman"/>
+      <w:lvlText w:val="%6."/>
+      <w:lvlJc w:val="right"/>
+      <w:pPr>
+        <w:ind w:left="4320" w:hanging="180"/>
+      </w:pPr>
+    </w:lvl>
+    <w:lvl w:ilvl="6" w:tplc="0409000F" w:tentative="1">
+      <w:start w:val="1"/>
+      <w:numFmt w:val="decimal"/>
+      <w:lvlText w:val="%7."/>
+      <w:lvlJc w:val="left"/>
+      <w:pPr>
+        <w:ind w:left="5040" w:hanging="360"/>
+      </w:pPr>
+    </w:lvl>
+    <w:lvl w:ilvl="7" w:tplc="04090019" w:tentative="1">
+      <w:start w:val="1"/>
+      <w:numFmt w:val="lowerLetter"/>
+      <w:lvlText w:val="%8."/>
+      <w:lvlJc w:val="left"/>
+      <w:pPr>
+        <w:ind w:left="5760" w:hanging="360"/>
+      </w:pPr>
+    </w:lvl>
+    <w:lvl w:ilvl="8" w:tplc="0409001B" w:tentative="1">
+      <w:start w:val="1"/>
+      <w:numFmt w:val="lowerRoman"/>
+      <w:lvlText w:val="%9."/>
+      <w:lvlJc w:val="right"/>
+      <w:pPr>
+        <w:ind w:left="6480" w:hanging="180"/>
+      </w:pPr>
+    </w:lvl>
+  </w:abstractNum>
+  <w:abstractNum w:abstractNumId="6" w15:restartNumberingAfterBreak="0">
     <w:nsid w:val="14C574ED"/>
     <w:multiLevelType w:val="hybridMultilevel"/>
     <w:tmpl w:val="4DCCF61C"/>
@@ -2703,7 +3221,7 @@
       </w:pPr>
     </w:lvl>
   </w:abstractNum>
-  <w:abstractNum w:abstractNumId="5" w15:restartNumberingAfterBreak="0">
+  <w:abstractNum w:abstractNumId="7" w15:restartNumberingAfterBreak="0">
     <w:nsid w:val="28C017A7"/>
     <w:multiLevelType w:val="hybridMultilevel"/>
     <w:tmpl w:val="457AA78A"/>
@@ -2815,7 +3333,7 @@
       </w:rPr>
     </w:lvl>
   </w:abstractNum>
-  <w:abstractNum w:abstractNumId="6" w15:restartNumberingAfterBreak="0">
+  <w:abstractNum w:abstractNumId="8" w15:restartNumberingAfterBreak="0">
     <w:nsid w:val="35511F6D"/>
     <w:multiLevelType w:val="hybridMultilevel"/>
     <w:tmpl w:val="9E1E5B5A"/>
@@ -2930,7 +3448,7 @@
       </w:rPr>
     </w:lvl>
   </w:abstractNum>
-  <w:abstractNum w:abstractNumId="7" w15:restartNumberingAfterBreak="0">
+  <w:abstractNum w:abstractNumId="9" w15:restartNumberingAfterBreak="0">
     <w:nsid w:val="3EB91356"/>
     <w:multiLevelType w:val="hybridMultilevel"/>
     <w:tmpl w:val="8B34B1E8"/>
@@ -3053,7 +3571,7 @@
       </w:rPr>
     </w:lvl>
   </w:abstractNum>
-  <w:abstractNum w:abstractNumId="8" w15:restartNumberingAfterBreak="0">
+  <w:abstractNum w:abstractNumId="10" w15:restartNumberingAfterBreak="0">
     <w:nsid w:val="3F920CD3"/>
     <w:multiLevelType w:val="multilevel"/>
     <w:tmpl w:val="25302FA0"/>
@@ -3212,7 +3730,7 @@
       </w:rPr>
     </w:lvl>
   </w:abstractNum>
-  <w:abstractNum w:abstractNumId="9" w15:restartNumberingAfterBreak="0">
+  <w:abstractNum w:abstractNumId="11" w15:restartNumberingAfterBreak="0">
     <w:nsid w:val="46795268"/>
     <w:multiLevelType w:val="hybridMultilevel"/>
     <w:tmpl w:val="2964426C"/>
@@ -3324,7 +3842,7 @@
       </w:rPr>
     </w:lvl>
   </w:abstractNum>
-  <w:abstractNum w:abstractNumId="10" w15:restartNumberingAfterBreak="0">
+  <w:abstractNum w:abstractNumId="12" w15:restartNumberingAfterBreak="0">
     <w:nsid w:val="4D974F36"/>
     <w:multiLevelType w:val="hybridMultilevel"/>
     <w:tmpl w:val="CD549176"/>
@@ -3439,7 +3957,7 @@
       </w:rPr>
     </w:lvl>
   </w:abstractNum>
-  <w:abstractNum w:abstractNumId="11" w15:restartNumberingAfterBreak="0">
+  <w:abstractNum w:abstractNumId="13" w15:restartNumberingAfterBreak="0">
     <w:nsid w:val="55893F47"/>
     <w:multiLevelType w:val="hybridMultilevel"/>
     <w:tmpl w:val="81AE6706"/>
@@ -3552,7 +4070,96 @@
       </w:rPr>
     </w:lvl>
   </w:abstractNum>
-  <w:abstractNum w:abstractNumId="12" w15:restartNumberingAfterBreak="0">
+  <w:abstractNum w:abstractNumId="14" w15:restartNumberingAfterBreak="0">
+    <w:nsid w:val="56937AF0"/>
+    <w:multiLevelType w:val="hybridMultilevel"/>
+    <w:tmpl w:val="79AA01DC"/>
+    <w:lvl w:ilvl="0" w:tplc="0409000F">
+      <w:start w:val="1"/>
+      <w:numFmt w:val="decimal"/>
+      <w:lvlText w:val="%1."/>
+      <w:lvlJc w:val="left"/>
+      <w:pPr>
+        <w:ind w:left="720" w:hanging="360"/>
+      </w:pPr>
+      <w:rPr>
+        <w:rFonts w:hint="default"/>
+      </w:rPr>
+    </w:lvl>
+    <w:lvl w:ilvl="1" w:tplc="04090019" w:tentative="1">
+      <w:start w:val="1"/>
+      <w:numFmt w:val="lowerLetter"/>
+      <w:lvlText w:val="%2."/>
+      <w:lvlJc w:val="left"/>
+      <w:pPr>
+        <w:ind w:left="1440" w:hanging="360"/>
+      </w:pPr>
+    </w:lvl>
+    <w:lvl w:ilvl="2" w:tplc="0409001B" w:tentative="1">
+      <w:start w:val="1"/>
+      <w:numFmt w:val="lowerRoman"/>
+      <w:lvlText w:val="%3."/>
+      <w:lvlJc w:val="right"/>
+      <w:pPr>
+        <w:ind w:left="2160" w:hanging="180"/>
+      </w:pPr>
+    </w:lvl>
+    <w:lvl w:ilvl="3" w:tplc="0409000F" w:tentative="1">
+      <w:start w:val="1"/>
+      <w:numFmt w:val="decimal"/>
+      <w:lvlText w:val="%4."/>
+      <w:lvlJc w:val="left"/>
+      <w:pPr>
+        <w:ind w:left="2880" w:hanging="360"/>
+      </w:pPr>
+    </w:lvl>
+    <w:lvl w:ilvl="4" w:tplc="04090019" w:tentative="1">
+      <w:start w:val="1"/>
+      <w:numFmt w:val="lowerLetter"/>
+      <w:lvlText w:val="%5."/>
+      <w:lvlJc w:val="left"/>
+      <w:pPr>
+        <w:ind w:left="3600" w:hanging="360"/>
+      </w:pPr>
+    </w:lvl>
+    <w:lvl w:ilvl="5" w:tplc="0409001B" w:tentative="1">
+      <w:start w:val="1"/>
+      <w:numFmt w:val="lowerRoman"/>
+      <w:lvlText w:val="%6."/>
+      <w:lvlJc w:val="right"/>
+      <w:pPr>
+        <w:ind w:left="4320" w:hanging="180"/>
+      </w:pPr>
+    </w:lvl>
+    <w:lvl w:ilvl="6" w:tplc="0409000F" w:tentative="1">
+      <w:start w:val="1"/>
+      <w:numFmt w:val="decimal"/>
+      <w:lvlText w:val="%7."/>
+      <w:lvlJc w:val="left"/>
+      <w:pPr>
+        <w:ind w:left="5040" w:hanging="360"/>
+      </w:pPr>
+    </w:lvl>
+    <w:lvl w:ilvl="7" w:tplc="04090019" w:tentative="1">
+      <w:start w:val="1"/>
+      <w:numFmt w:val="lowerLetter"/>
+      <w:lvlText w:val="%8."/>
+      <w:lvlJc w:val="left"/>
+      <w:pPr>
+        <w:ind w:left="5760" w:hanging="360"/>
+      </w:pPr>
+    </w:lvl>
+    <w:lvl w:ilvl="8" w:tplc="0409001B" w:tentative="1">
+      <w:start w:val="1"/>
+      <w:numFmt w:val="lowerRoman"/>
+      <w:lvlText w:val="%9."/>
+      <w:lvlJc w:val="right"/>
+      <w:pPr>
+        <w:ind w:left="6480" w:hanging="180"/>
+      </w:pPr>
+    </w:lvl>
+  </w:abstractNum>
+  <w:abstractNum w:abstractNumId="15" w15:restartNumberingAfterBreak="0">
     <w:nsid w:val="571F078F"/>
     <w:multiLevelType w:val="hybridMultilevel"/>
     <w:tmpl w:val="36F01C0E"/>
@@ -3664,7 +4271,7 @@
       </w:rPr>
     </w:lvl>
   </w:abstractNum>
-  <w:abstractNum w:abstractNumId="13" w15:restartNumberingAfterBreak="0">
+  <w:abstractNum w:abstractNumId="16" w15:restartNumberingAfterBreak="0">
     <w:nsid w:val="5A1E66FF"/>
     <w:multiLevelType w:val="singleLevel"/>
     <w:tmpl w:val="79EA67A6"/>
@@ -3685,7 +4292,7 @@
       </w:rPr>
     </w:lvl>
   </w:abstractNum>
-  <w:abstractNum w:abstractNumId="14" w15:restartNumberingAfterBreak="0">
+  <w:abstractNum w:abstractNumId="17" w15:restartNumberingAfterBreak="0">
     <w:nsid w:val="5F24377C"/>
     <w:multiLevelType w:val="hybridMultilevel"/>
     <w:tmpl w:val="081EA450"/>
@@ -3787,7 +4394,7 @@
       </w:pPr>
     </w:lvl>
   </w:abstractNum>
-  <w:abstractNum w:abstractNumId="15" w15:restartNumberingAfterBreak="0">
+  <w:abstractNum w:abstractNumId="18" w15:restartNumberingAfterBreak="0">
     <w:nsid w:val="61D73102"/>
     <w:multiLevelType w:val="hybridMultilevel"/>
     <w:tmpl w:val="8CAAD4EA"/>
@@ -3901,7 +4508,7 @@
       </w:rPr>
     </w:lvl>
   </w:abstractNum>
-  <w:abstractNum w:abstractNumId="16" w15:restartNumberingAfterBreak="0">
+  <w:abstractNum w:abstractNumId="19" w15:restartNumberingAfterBreak="0">
     <w:nsid w:val="6D896B7E"/>
     <w:multiLevelType w:val="hybridMultilevel"/>
     <w:tmpl w:val="F9B430E8"/>
@@ -4013,7 +4620,7 @@
       </w:rPr>
     </w:lvl>
   </w:abstractNum>
-  <w:abstractNum w:abstractNumId="17" w15:restartNumberingAfterBreak="0">
+  <w:abstractNum w:abstractNumId="20" w15:restartNumberingAfterBreak="0">
     <w:nsid w:val="75D23FEE"/>
     <w:multiLevelType w:val="hybridMultilevel"/>
     <w:tmpl w:val="8ECEEB7E"/>
@@ -4125,7 +4732,7 @@
       </w:rPr>
     </w:lvl>
   </w:abstractNum>
-  <w:abstractNum w:abstractNumId="18" w15:restartNumberingAfterBreak="0">
+  <w:abstractNum w:abstractNumId="21" w15:restartNumberingAfterBreak="0">
     <w:nsid w:val="78BF7F8A"/>
     <w:multiLevelType w:val="hybridMultilevel"/>
     <w:tmpl w:val="4E045578"/>
@@ -4237,69 +4844,78 @@
       </w:rPr>
     </w:lvl>
   </w:abstractNum>
-  <w:num w:numId="1" w16cid:durableId="862673117">
+  <w:num w:numId="1">
+    <w:abstractNumId w:val="10"/>
+  </w:num>
+  <w:num w:numId="2">
+    <w:abstractNumId w:val="17"/>
+  </w:num>
+  <w:num w:numId="3">
+    <w:abstractNumId w:val="4"/>
+  </w:num>
+  <w:num w:numId="4">
+    <w:abstractNumId w:val="12"/>
+  </w:num>
+  <w:num w:numId="5">
+    <w:abstractNumId w:val="9"/>
+  </w:num>
+  <w:num w:numId="6">
+    <w:abstractNumId w:val="16"/>
+  </w:num>
+  <w:num w:numId="7">
     <w:abstractNumId w:val="8"/>
   </w:num>
-  <w:num w:numId="2" w16cid:durableId="1545487600">
+  <w:num w:numId="8">
+    <w:abstractNumId w:val="18"/>
+  </w:num>
+  <w:num w:numId="9">
+    <w:abstractNumId w:val="6"/>
+  </w:num>
+  <w:num w:numId="10">
+    <w:abstractNumId w:val="13"/>
+  </w:num>
+  <w:num w:numId="11">
+    <w:abstractNumId w:val="3"/>
+  </w:num>
+  <w:num w:numId="12">
+    <w:abstractNumId w:val="19"/>
+  </w:num>
+  <w:num w:numId="13">
+    <w:abstractNumId w:val="15"/>
+  </w:num>
+  <w:num w:numId="14">
+    <w:abstractNumId w:val="11"/>
+  </w:num>
+  <w:num w:numId="15">
+    <w:abstractNumId w:val="7"/>
+  </w:num>
+  <w:num w:numId="16">
+    <w:abstractNumId w:val="21"/>
+  </w:num>
+  <w:num w:numId="17">
+    <w:abstractNumId w:val="20"/>
+  </w:num>
+  <w:num w:numId="18">
+    <w:abstractNumId w:val="1"/>
+  </w:num>
+  <w:num w:numId="19">
+    <w:abstractNumId w:val="0"/>
+  </w:num>
+  <w:num w:numId="20">
     <w:abstractNumId w:val="14"/>
   </w:num>
-  <w:num w:numId="3" w16cid:durableId="1965379760">
-    <w:abstractNumId w:val="3"/>
-  </w:num>
-  <w:num w:numId="4" w16cid:durableId="846406539">
-    <w:abstractNumId w:val="10"/>
-  </w:num>
-  <w:num w:numId="5" w16cid:durableId="561063881">
-    <w:abstractNumId w:val="7"/>
-  </w:num>
-  <w:num w:numId="6" w16cid:durableId="1182892022">
-    <w:abstractNumId w:val="13"/>
-  </w:num>
-  <w:num w:numId="7" w16cid:durableId="1499731987">
-    <w:abstractNumId w:val="6"/>
-  </w:num>
-  <w:num w:numId="8" w16cid:durableId="1517843642">
-    <w:abstractNumId w:val="15"/>
-  </w:num>
-  <w:num w:numId="9" w16cid:durableId="481628731">
-    <w:abstractNumId w:val="4"/>
-  </w:num>
-  <w:num w:numId="10" w16cid:durableId="1724134969">
-    <w:abstractNumId w:val="11"/>
-  </w:num>
-  <w:num w:numId="11" w16cid:durableId="1673216300">
-    <w:abstractNumId w:val="2"/>
-  </w:num>
-  <w:num w:numId="12" w16cid:durableId="1066756752">
-    <w:abstractNumId w:val="16"/>
-  </w:num>
-  <w:num w:numId="13" w16cid:durableId="1383090673">
-    <w:abstractNumId w:val="12"/>
-  </w:num>
-  <w:num w:numId="14" w16cid:durableId="417361415">
-    <w:abstractNumId w:val="9"/>
-  </w:num>
-  <w:num w:numId="15" w16cid:durableId="121313368">
+  <w:num w:numId="21">
     <w:abstractNumId w:val="5"/>
   </w:num>
-  <w:num w:numId="16" w16cid:durableId="492992953">
-    <w:abstractNumId w:val="18"/>
-  </w:num>
-  <w:num w:numId="17" w16cid:durableId="821384420">
-    <w:abstractNumId w:val="17"/>
-  </w:num>
-  <w:num w:numId="18" w16cid:durableId="2023966062">
-    <w:abstractNumId w:val="1"/>
-  </w:num>
-  <w:num w:numId="19" w16cid:durableId="52432348">
-    <w:abstractNumId w:val="0"/>
+  <w:num w:numId="22">
+    <w:abstractNumId w:val="2"/>
   </w:num>
   <w:numIdMacAtCleanup w:val="9"/>
 </w:numbering>
 </file>
 
 <file path=word/styles.xml><?xml version="1.0" encoding="utf-8"?>
-<w:styles xmlns:mc="http://schemas.openxmlformats.org/markup-compatibility/2006" xmlns:r="http://schemas.openxmlformats.org/officeDocument/2006/relationships" xmlns:w="http://schemas.openxmlformats.org/wordprocessingml/2006/main" xmlns:w14="http://schemas.microsoft.com/office/word/2010/wordml" xmlns:w15="http://schemas.microsoft.com/office/word/2012/wordml" xmlns:w16cex="http://schemas.microsoft.com/office/word/2018/wordml/cex" xmlns:w16cid="http://schemas.microsoft.com/office/word/2016/wordml/cid" xmlns:w16="http://schemas.microsoft.com/office/word/2018/wordml" xmlns:w16du="http://schemas.microsoft.com/office/word/2023/wordml/word16du" xmlns:w16sdtdh="http://schemas.microsoft.com/office/word/2020/wordml/sdtdatahash" xmlns:w16sdtfl="http://schemas.microsoft.com/office/word/2024/wordml/sdtformatlock" xmlns:w16se="http://schemas.microsoft.com/office/word/2015/wordml/symex" mc:Ignorable="w14 w15 w16se w16cid w16 w16cex w16sdtdh w16sdtfl w16du">
+<w:styles xmlns:mc="http://schemas.openxmlformats.org/markup-compatibility/2006" xmlns:r="http://schemas.openxmlformats.org/officeDocument/2006/relationships" xmlns:w="http://schemas.openxmlformats.org/wordprocessingml/2006/main" xmlns:w14="http://schemas.microsoft.com/office/word/2010/wordml" xmlns:w15="http://schemas.microsoft.com/office/word/2012/wordml" xmlns:w16cex="http://schemas.microsoft.com/office/word/2018/wordml/cex" xmlns:w16cid="http://schemas.microsoft.com/office/word/2016/wordml/cid" xmlns:w16="http://schemas.microsoft.com/office/word/2018/wordml" xmlns:w16sdtdh="http://schemas.microsoft.com/office/word/2020/wordml/sdtdatahash" xmlns:w16se="http://schemas.microsoft.com/office/word/2015/wordml/symex" mc:Ignorable="w14 w15 w16se w16cid w16 w16cex w16sdtdh">
   <w:docDefaults>
     <w:rPrDefault>
       <w:rPr>
@@ -4406,7 +5022,7 @@
     <w:lsdException w:name="Block Text" w:semiHidden="1" w:unhideWhenUsed="1"/>
     <w:lsdException w:name="Hyperlink" w:semiHidden="1" w:unhideWhenUsed="1"/>
     <w:lsdException w:name="FollowedHyperlink" w:semiHidden="1" w:unhideWhenUsed="1"/>
-    <w:lsdException w:name="Strong" w:uiPriority="22"/>
+    <w:lsdException w:name="Strong" w:uiPriority="22" w:qFormat="1"/>
     <w:lsdException w:name="Emphasis" w:uiPriority="20"/>
     <w:lsdException w:name="Document Map" w:semiHidden="1" w:unhideWhenUsed="1"/>
     <w:lsdException w:name="Plain Text" w:semiHidden="1" w:unhideWhenUsed="1"/>
@@ -5688,6 +6304,7 @@
     <w:name w:val="Strong"/>
     <w:basedOn w:val="DefaultParagraphFont"/>
     <w:uiPriority w:val="22"/>
+    <w:qFormat/>
     <w:rsid w:val="00AA4D75"/>
     <w:rPr>
       <w:rFonts w:ascii="Aptos" w:hAnsi="Aptos"/>
@@ -7074,6 +7691,21 @@
       <w:kern w:val="0"/>
       <w:sz w:val="18"/>
       <w:szCs w:val="22"/>
+      <w14:ligatures w14:val="none"/>
+    </w:rPr>
+  </w:style>
+  <w:style w:type="paragraph" w:customStyle="1" w:styleId="ds-markdown-paragraph">
+    <w:name w:val="ds-markdown-paragraph"/>
+    <w:basedOn w:val="Normal"/>
+    <w:rsid w:val="00105584"/>
+    <w:pPr>
+      <w:spacing w:after="100" w:afterAutospacing="1"/>
+      <w:jc w:val="left"/>
+    </w:pPr>
+    <w:rPr>
+      <w:rFonts w:ascii="Times New Roman" w:eastAsia="Times New Roman" w:hAnsi="Times New Roman" w:cs="Times New Roman"/>
+      <w:kern w:val="0"/>
+      <w:sz w:val="24"/>
       <w14:ligatures w14:val="none"/>
     </w:rPr>
   </w:style>
@@ -7497,29 +8129,6 @@
 </file>
 
 <file path=customXml/item1.xml><?xml version="1.0" encoding="utf-8"?>
-<p:properties xmlns:p="http://schemas.microsoft.com/office/2006/metadata/properties" xmlns:xsi="http://www.w3.org/2001/XMLSchema-instance" xmlns:pc="http://schemas.microsoft.com/office/infopath/2007/PartnerControls">
-  <documentManagement>
-    <lcf76f155ced4ddcb4097134ff3c332f xmlns="eb3beb3d-707a-4871-843b-4c1d60e35cc9">
-      <Terms xmlns="http://schemas.microsoft.com/office/infopath/2007/PartnerControls"/>
-    </lcf76f155ced4ddcb4097134ff3c332f>
-  </documentManagement>
-</p:properties>
-</file>
-
-<file path=customXml/item2.xml><?xml version="1.0" encoding="utf-8"?>
-<b:Sources xmlns:b="http://schemas.openxmlformats.org/officeDocument/2006/bibliography" xmlns="http://schemas.openxmlformats.org/officeDocument/2006/bibliography" SelectedStyle="/APASixthEditionOfficeOnline.xsl" StyleName="APA" Version="6"/>
-</file>
-
-<file path=customXml/item3.xml><?xml version="1.0" encoding="utf-8"?>
-<?mso-contentType ?>
-<FormTemplates xmlns="http://schemas.microsoft.com/sharepoint/v3/contenttype/forms">
-  <Display>DocumentLibraryForm</Display>
-  <Edit>DocumentLibraryForm</Edit>
-  <New>DocumentLibraryForm</New>
-</FormTemplates>
-</file>
-
-<file path=customXml/item4.xml><?xml version="1.0" encoding="utf-8"?>
 <ct:contentTypeSchema xmlns:ct="http://schemas.microsoft.com/office/2006/metadata/contentType" xmlns:ma="http://schemas.microsoft.com/office/2006/metadata/properties/metaAttributes" ct:_="" ma:_="" ma:contentTypeName="Document" ma:contentTypeID="0x01010052571B0001849146859A1B217AB6C8F4" ma:contentTypeVersion="10" ma:contentTypeDescription="Create a new document." ma:contentTypeScope="" ma:versionID="521e6757c7acc0d9c82289283e9dcc42">
   <xsd:schema xmlns:xsd="http://www.w3.org/2001/XMLSchema" xmlns:xs="http://www.w3.org/2001/XMLSchema" xmlns:p="http://schemas.microsoft.com/office/2006/metadata/properties" xmlns:ns2="eb3beb3d-707a-4871-843b-4c1d60e35cc9" targetNamespace="http://schemas.microsoft.com/office/2006/metadata/properties" ma:root="true" ma:fieldsID="a89059277d1cc88fce934bdc4e59ef08" ns2:_="">
     <xsd:import namespace="eb3beb3d-707a-4871-843b-4c1d60e35cc9"/>
@@ -7697,39 +8306,30 @@
 </ct:contentTypeSchema>
 </file>
 
-<file path=customXml/itemProps1.xml><?xml version="1.0" encoding="utf-8"?>
-<ds:datastoreItem xmlns:ds="http://schemas.openxmlformats.org/officeDocument/2006/customXml" ds:itemID="{7E6CB985-1611-4369-9F92-210C921E3A1C}">
-  <ds:schemaRefs>
-    <ds:schemaRef ds:uri="http://schemas.openxmlformats.org/package/2006/metadata/core-properties"/>
-    <ds:schemaRef ds:uri="http://www.w3.org/XML/1998/namespace"/>
-    <ds:schemaRef ds:uri="http://schemas.microsoft.com/office/2006/documentManagement/types"/>
-    <ds:schemaRef ds:uri="http://purl.org/dc/elements/1.1/"/>
-    <ds:schemaRef ds:uri="http://schemas.microsoft.com/office/2006/metadata/properties"/>
-    <ds:schemaRef ds:uri="http://schemas.microsoft.com/office/infopath/2007/PartnerControls"/>
-    <ds:schemaRef ds:uri="eb3beb3d-707a-4871-843b-4c1d60e35cc9"/>
-    <ds:schemaRef ds:uri="http://purl.org/dc/dcmitype/"/>
-    <ds:schemaRef ds:uri="http://purl.org/dc/terms/"/>
-  </ds:schemaRefs>
-</ds:datastoreItem>
+<file path=customXml/item2.xml><?xml version="1.0" encoding="utf-8"?>
+<?mso-contentType ?>
+<FormTemplates xmlns="http://schemas.microsoft.com/sharepoint/v3/contenttype/forms">
+  <Display>DocumentLibraryForm</Display>
+  <Edit>DocumentLibraryForm</Edit>
+  <New>DocumentLibraryForm</New>
+</FormTemplates>
 </file>
 
-<file path=customXml/itemProps2.xml><?xml version="1.0" encoding="utf-8"?>
-<ds:datastoreItem xmlns:ds="http://schemas.openxmlformats.org/officeDocument/2006/customXml" ds:itemID="{8A1BC441-920F-BA4D-9DAB-1F9B859FAB7E}">
-  <ds:schemaRefs>
-    <ds:schemaRef ds:uri="http://schemas.openxmlformats.org/officeDocument/2006/bibliography"/>
-  </ds:schemaRefs>
-</ds:datastoreItem>
+<file path=customXml/item3.xml><?xml version="1.0" encoding="utf-8"?>
+<b:Sources xmlns:b="http://schemas.openxmlformats.org/officeDocument/2006/bibliography" xmlns="http://schemas.openxmlformats.org/officeDocument/2006/bibliography" SelectedStyle="/APASixthEditionOfficeOnline.xsl" StyleName="APA" Version="6"/>
 </file>
 
-<file path=customXml/itemProps3.xml><?xml version="1.0" encoding="utf-8"?>
-<ds:datastoreItem xmlns:ds="http://schemas.openxmlformats.org/officeDocument/2006/customXml" ds:itemID="{B8D5F92A-5AE5-47EE-83B3-B21FDE26BC43}">
-  <ds:schemaRefs>
-    <ds:schemaRef ds:uri="http://schemas.microsoft.com/sharepoint/v3/contenttype/forms"/>
-  </ds:schemaRefs>
-</ds:datastoreItem>
+<file path=customXml/item4.xml><?xml version="1.0" encoding="utf-8"?>
+<p:properties xmlns:p="http://schemas.microsoft.com/office/2006/metadata/properties" xmlns:xsi="http://www.w3.org/2001/XMLSchema-instance" xmlns:pc="http://schemas.microsoft.com/office/infopath/2007/PartnerControls">
+  <documentManagement>
+    <lcf76f155ced4ddcb4097134ff3c332f xmlns="eb3beb3d-707a-4871-843b-4c1d60e35cc9">
+      <Terms xmlns="http://schemas.microsoft.com/office/infopath/2007/PartnerControls"/>
+    </lcf76f155ced4ddcb4097134ff3c332f>
+  </documentManagement>
+</p:properties>
 </file>
 
-<file path=customXml/itemProps4.xml><?xml version="1.0" encoding="utf-8"?>
+<file path=customXml/itemProps1.xml><?xml version="1.0" encoding="utf-8"?>
 <ds:datastoreItem xmlns:ds="http://schemas.openxmlformats.org/officeDocument/2006/customXml" ds:itemID="{D40082A5-90EE-49FF-A0D4-D9D9E0620F3A}">
   <ds:schemaRefs>
     <ds:schemaRef ds:uri="http://schemas.microsoft.com/office/2006/metadata/contentType"/>
@@ -7747,6 +8347,32 @@
 </ds:datastoreItem>
 </file>
 
+<file path=customXml/itemProps2.xml><?xml version="1.0" encoding="utf-8"?>
+<ds:datastoreItem xmlns:ds="http://schemas.openxmlformats.org/officeDocument/2006/customXml" ds:itemID="{B8D5F92A-5AE5-47EE-83B3-B21FDE26BC43}">
+  <ds:schemaRefs>
+    <ds:schemaRef ds:uri="http://schemas.microsoft.com/sharepoint/v3/contenttype/forms"/>
+  </ds:schemaRefs>
+</ds:datastoreItem>
+</file>
+
+<file path=customXml/itemProps3.xml><?xml version="1.0" encoding="utf-8"?>
+<ds:datastoreItem xmlns:ds="http://schemas.openxmlformats.org/officeDocument/2006/customXml" ds:itemID="{8A1BC441-920F-BA4D-9DAB-1F9B859FAB7E}">
+  <ds:schemaRefs>
+    <ds:schemaRef ds:uri="http://schemas.openxmlformats.org/officeDocument/2006/bibliography"/>
+  </ds:schemaRefs>
+</ds:datastoreItem>
+</file>
+
+<file path=customXml/itemProps4.xml><?xml version="1.0" encoding="utf-8"?>
+<ds:datastoreItem xmlns:ds="http://schemas.openxmlformats.org/officeDocument/2006/customXml" ds:itemID="{7E6CB985-1611-4369-9F92-210C921E3A1C}">
+  <ds:schemaRefs>
+    <ds:schemaRef ds:uri="http://schemas.microsoft.com/office/2006/metadata/properties"/>
+    <ds:schemaRef ds:uri="http://schemas.microsoft.com/office/infopath/2007/PartnerControls"/>
+    <ds:schemaRef ds:uri="eb3beb3d-707a-4871-843b-4c1d60e35cc9"/>
+  </ds:schemaRefs>
+</ds:datastoreItem>
+</file>
+
 <file path=docMetadata/LabelInfo.xml><?xml version="1.0" encoding="utf-8"?>
 <clbl:labelList xmlns:clbl="http://schemas.microsoft.com/office/2020/mipLabelMetadata">
   <clbl:label id="{19ed6838-8934-4c4c-9c0f-f3f7d20a03aa}" enabled="1" method="Privileged" siteId="{ffcea58c-766b-4eea-9684-92cc7cb3c5e9}" removed="0"/>
